--- a/output/第10期計画_策定委員会資料_交付金評価結果.docx
+++ b/output/第10期計画_策定委員会資料_交付金評価結果.docx
@@ -1382,7 +1382,7 @@
           <w:rFonts w:ascii="游ゴシック" w:hAnsi="游ゴシック" w:eastAsia="游ゴシック"/>
           <w:sz w:val="17"/>
         </w:rPr>
-        <w:t>資料：厚生労働省「保険者機能強化推進交付金及び介護保険保険者努力支援交付金（市町村分）に係る全国集計結果」令和6〜8年度。全国は1,745〜1,746市町村、北海道は179市町村の平均</w:t>
+        <w:t>資料：厚生労働省「保険者機能強化推進交付金及び介護保険保険者努力支援交付金（市町村分）に係る全国集計結果」令和6〜8年度。全国は1,741市町村、北海道は179市町村の平均</w:t>
       </w:r>
     </w:p>
     <w:p>
@@ -1715,7 +1715,7 @@
                 <w:b w:val="0"/>
                 <w:sz w:val="19"/>
               </w:rPr>
-              <w:t>1,745</w:t>
+              <w:t>1,741</w:t>
             </w:r>
           </w:p>
         </w:tc>
@@ -1843,7 +1843,7 @@
                 <w:b w:val="0"/>
                 <w:sz w:val="19"/>
               </w:rPr>
-              <w:t>1,745</w:t>
+              <w:t>1,741</w:t>
             </w:r>
           </w:p>
         </w:tc>
@@ -1967,7 +1967,7 @@
                 <w:b w:val="0"/>
                 <w:sz w:val="19"/>
               </w:rPr>
-              <w:t>1,746</w:t>
+              <w:t>1,741</w:t>
             </w:r>
           </w:p>
         </w:tc>
@@ -6895,7 +6895,7 @@
           <w:rFonts w:ascii="游ゴシック" w:hAnsi="游ゴシック" w:eastAsia="游ゴシック"/>
           <w:sz w:val="17"/>
         </w:rPr>
-        <w:t>資料：同上。全国該当率は当該項目に得点のある市町村の割合（集計対象1,746市町村・受託者算定）</w:t>
+        <w:t>資料：同上。全国該当率は当該項目に得点のある市町村の割合（集計対象1,741市町村・受託者算定）</w:t>
       </w:r>
     </w:p>
     <w:p>

--- a/output/第10期計画_策定委員会資料_交付金評価結果.docx
+++ b/output/第10期計画_策定委員会資料_交付金評価結果.docx
@@ -97,13 +97,13 @@
         <w:tblStyle w:val="TableGrid"/>
         <w:tblW w:type="auto" w:w="0"/>
         <w:tblLayout w:type="fixed"/>
-        <w:tblLook w:firstColumn="1" w:firstRow="1" w:lastColumn="0" w:lastRow="0" w:noHBand="0" w:noVBand="1" w:val="04A0"/>
         <w:tblCellMar>
           <w:top w:w="34" w:type="dxa"/>
           <w:left w:w="68" w:type="dxa"/>
           <w:bottom w:w="34" w:type="dxa"/>
           <w:right w:w="68" w:type="dxa"/>
         </w:tblCellMar>
+        <w:tblLook w:firstColumn="1" w:firstRow="1" w:lastColumn="0" w:lastRow="0" w:noHBand="0" w:noVBand="1" w:val="04A0"/>
       </w:tblPr>
       <w:tblGrid>
         <w:gridCol w:w="2438"/>
@@ -118,8 +118,8 @@
         <w:tc>
           <w:tcPr>
             <w:tcW w:type="dxa" w:w="1587"/>
-            <w:vAlign w:val="center"/>
             <w:shd w:val="clear" w:color="auto" w:fill="1F3864"/>
+            <w:vAlign w:val="center"/>
           </w:tcPr>
           <w:p>
             <w:pPr>
@@ -140,8 +140,8 @@
         <w:tc>
           <w:tcPr>
             <w:tcW w:type="dxa" w:w="2835"/>
-            <w:vAlign w:val="center"/>
             <w:shd w:val="clear" w:color="auto" w:fill="1F3864"/>
+            <w:vAlign w:val="center"/>
           </w:tcPr>
           <w:p>
             <w:pPr>
@@ -162,8 +162,8 @@
         <w:tc>
           <w:tcPr>
             <w:tcW w:type="dxa" w:w="3969"/>
-            <w:vAlign w:val="center"/>
             <w:shd w:val="clear" w:color="auto" w:fill="1F3864"/>
+            <w:vAlign w:val="center"/>
           </w:tcPr>
           <w:p>
             <w:pPr>
@@ -184,8 +184,8 @@
         <w:tc>
           <w:tcPr>
             <w:tcW w:type="dxa" w:w="907"/>
-            <w:vAlign w:val="center"/>
             <w:shd w:val="clear" w:color="auto" w:fill="1F3864"/>
+            <w:vAlign w:val="center"/>
           </w:tcPr>
           <w:p>
             <w:pPr>
@@ -292,8 +292,8 @@
         <w:tc>
           <w:tcPr>
             <w:tcW w:type="dxa" w:w="1587"/>
-            <w:vAlign w:val="center"/>
             <w:shd w:val="clear" w:color="auto" w:fill="F2F5FA"/>
+            <w:vAlign w:val="center"/>
           </w:tcPr>
           <w:p>
             <w:pPr>
@@ -312,8 +312,8 @@
         <w:tc>
           <w:tcPr>
             <w:tcW w:type="dxa" w:w="2835"/>
-            <w:vAlign w:val="center"/>
             <w:shd w:val="clear" w:color="auto" w:fill="F2F5FA"/>
+            <w:vAlign w:val="center"/>
           </w:tcPr>
           <w:p>
             <w:pPr>
@@ -332,8 +332,8 @@
         <w:tc>
           <w:tcPr>
             <w:tcW w:type="dxa" w:w="3969"/>
-            <w:vAlign w:val="center"/>
             <w:shd w:val="clear" w:color="auto" w:fill="F2F5FA"/>
+            <w:vAlign w:val="center"/>
           </w:tcPr>
           <w:p>
             <w:pPr>
@@ -352,8 +352,8 @@
         <w:tc>
           <w:tcPr>
             <w:tcW w:type="dxa" w:w="907"/>
-            <w:vAlign w:val="center"/>
             <w:shd w:val="clear" w:color="auto" w:fill="F2F5FA"/>
+            <w:vAlign w:val="center"/>
           </w:tcPr>
           <w:p>
             <w:pPr>
@@ -458,8 +458,8 @@
         <w:tc>
           <w:tcPr>
             <w:tcW w:type="dxa" w:w="1587"/>
-            <w:vAlign w:val="center"/>
             <w:shd w:val="clear" w:color="auto" w:fill="F2F5FA"/>
+            <w:vAlign w:val="center"/>
           </w:tcPr>
           <w:p>
             <w:pPr>
@@ -478,8 +478,8 @@
         <w:tc>
           <w:tcPr>
             <w:tcW w:type="dxa" w:w="2835"/>
-            <w:vAlign w:val="center"/>
             <w:shd w:val="clear" w:color="auto" w:fill="F2F5FA"/>
+            <w:vAlign w:val="center"/>
           </w:tcPr>
           <w:p>
             <w:pPr>
@@ -498,8 +498,8 @@
         <w:tc>
           <w:tcPr>
             <w:tcW w:type="dxa" w:w="3969"/>
-            <w:vAlign w:val="center"/>
             <w:shd w:val="clear" w:color="auto" w:fill="F2F5FA"/>
+            <w:vAlign w:val="center"/>
           </w:tcPr>
           <w:p>
             <w:pPr>
@@ -518,8 +518,8 @@
         <w:tc>
           <w:tcPr>
             <w:tcW w:type="dxa" w:w="907"/>
-            <w:vAlign w:val="center"/>
             <w:shd w:val="clear" w:color="auto" w:fill="F2F5FA"/>
+            <w:vAlign w:val="center"/>
           </w:tcPr>
           <w:p>
             <w:pPr>
@@ -672,13 +672,13 @@
         <w:tblStyle w:val="TableGrid"/>
         <w:tblW w:type="auto" w:w="0"/>
         <w:tblLayout w:type="fixed"/>
-        <w:tblLook w:firstColumn="1" w:firstRow="1" w:lastColumn="0" w:lastRow="0" w:noHBand="0" w:noVBand="1" w:val="04A0"/>
         <w:tblCellMar>
           <w:top w:w="34" w:type="dxa"/>
           <w:left w:w="68" w:type="dxa"/>
           <w:bottom w:w="34" w:type="dxa"/>
           <w:right w:w="68" w:type="dxa"/>
         </w:tblCellMar>
+        <w:tblLook w:firstColumn="1" w:firstRow="1" w:lastColumn="0" w:lastRow="0" w:noHBand="0" w:noVBand="1" w:val="04A0"/>
       </w:tblPr>
       <w:tblGrid>
         <w:gridCol w:w="1219"/>
@@ -697,8 +697,8 @@
         <w:tc>
           <w:tcPr>
             <w:tcW w:type="dxa" w:w="1247"/>
-            <w:vAlign w:val="center"/>
             <w:shd w:val="clear" w:color="auto" w:fill="1F3864"/>
+            <w:vAlign w:val="center"/>
           </w:tcPr>
           <w:p>
             <w:pPr>
@@ -719,8 +719,8 @@
         <w:tc>
           <w:tcPr>
             <w:tcW w:type="dxa" w:w="1020"/>
-            <w:vAlign w:val="center"/>
             <w:shd w:val="clear" w:color="auto" w:fill="1F3864"/>
+            <w:vAlign w:val="center"/>
           </w:tcPr>
           <w:p>
             <w:pPr>
@@ -741,8 +741,8 @@
         <w:tc>
           <w:tcPr>
             <w:tcW w:type="dxa" w:w="1020"/>
-            <w:vAlign w:val="center"/>
             <w:shd w:val="clear" w:color="auto" w:fill="1F3864"/>
+            <w:vAlign w:val="center"/>
           </w:tcPr>
           <w:p>
             <w:pPr>
@@ -763,8 +763,8 @@
         <w:tc>
           <w:tcPr>
             <w:tcW w:type="dxa" w:w="1020"/>
-            <w:vAlign w:val="center"/>
             <w:shd w:val="clear" w:color="auto" w:fill="1F3864"/>
+            <w:vAlign w:val="center"/>
           </w:tcPr>
           <w:p>
             <w:pPr>
@@ -785,8 +785,8 @@
         <w:tc>
           <w:tcPr>
             <w:tcW w:type="dxa" w:w="1361"/>
-            <w:vAlign w:val="center"/>
             <w:shd w:val="clear" w:color="auto" w:fill="1F3864"/>
+            <w:vAlign w:val="center"/>
           </w:tcPr>
           <w:p>
             <w:pPr>
@@ -807,8 +807,8 @@
         <w:tc>
           <w:tcPr>
             <w:tcW w:type="dxa" w:w="1134"/>
-            <w:vAlign w:val="center"/>
             <w:shd w:val="clear" w:color="auto" w:fill="1F3864"/>
+            <w:vAlign w:val="center"/>
           </w:tcPr>
           <w:p>
             <w:pPr>
@@ -829,8 +829,8 @@
         <w:tc>
           <w:tcPr>
             <w:tcW w:type="dxa" w:w="1134"/>
-            <w:vAlign w:val="center"/>
             <w:shd w:val="clear" w:color="auto" w:fill="1F3864"/>
+            <w:vAlign w:val="center"/>
           </w:tcPr>
           <w:p>
             <w:pPr>
@@ -851,8 +851,8 @@
         <w:tc>
           <w:tcPr>
             <w:tcW w:type="dxa" w:w="1020"/>
-            <w:vAlign w:val="center"/>
             <w:shd w:val="clear" w:color="auto" w:fill="1F3864"/>
+            <w:vAlign w:val="center"/>
           </w:tcPr>
           <w:p>
             <w:pPr>
@@ -1042,8 +1042,8 @@
         <w:tc>
           <w:tcPr>
             <w:tcW w:type="dxa" w:w="1247"/>
-            <w:vAlign w:val="center"/>
             <w:shd w:val="clear" w:color="auto" w:fill="F2F5FA"/>
+            <w:vAlign w:val="center"/>
           </w:tcPr>
           <w:p>
             <w:pPr>
@@ -1062,8 +1062,8 @@
         <w:tc>
           <w:tcPr>
             <w:tcW w:type="dxa" w:w="1020"/>
-            <w:vAlign w:val="center"/>
             <w:shd w:val="clear" w:color="auto" w:fill="F2F5FA"/>
+            <w:vAlign w:val="center"/>
           </w:tcPr>
           <w:p>
             <w:pPr>
@@ -1083,8 +1083,8 @@
         <w:tc>
           <w:tcPr>
             <w:tcW w:type="dxa" w:w="1020"/>
-            <w:vAlign w:val="center"/>
             <w:shd w:val="clear" w:color="auto" w:fill="F2F5FA"/>
+            <w:vAlign w:val="center"/>
           </w:tcPr>
           <w:p>
             <w:pPr>
@@ -1104,8 +1104,8 @@
         <w:tc>
           <w:tcPr>
             <w:tcW w:type="dxa" w:w="1020"/>
-            <w:vAlign w:val="center"/>
             <w:shd w:val="clear" w:color="auto" w:fill="F2F5FA"/>
+            <w:vAlign w:val="center"/>
           </w:tcPr>
           <w:p>
             <w:pPr>
@@ -1125,8 +1125,8 @@
         <w:tc>
           <w:tcPr>
             <w:tcW w:type="dxa" w:w="1361"/>
-            <w:vAlign w:val="center"/>
             <w:shd w:val="clear" w:color="auto" w:fill="F2F5FA"/>
+            <w:vAlign w:val="center"/>
           </w:tcPr>
           <w:p>
             <w:pPr>
@@ -1146,8 +1146,8 @@
         <w:tc>
           <w:tcPr>
             <w:tcW w:type="dxa" w:w="1134"/>
-            <w:vAlign w:val="center"/>
             <w:shd w:val="clear" w:color="auto" w:fill="F2F5FA"/>
+            <w:vAlign w:val="center"/>
           </w:tcPr>
           <w:p>
             <w:pPr>
@@ -1167,8 +1167,8 @@
         <w:tc>
           <w:tcPr>
             <w:tcW w:type="dxa" w:w="1134"/>
-            <w:vAlign w:val="center"/>
             <w:shd w:val="clear" w:color="auto" w:fill="F2F5FA"/>
+            <w:vAlign w:val="center"/>
           </w:tcPr>
           <w:p>
             <w:pPr>
@@ -1188,8 +1188,8 @@
         <w:tc>
           <w:tcPr>
             <w:tcW w:type="dxa" w:w="1020"/>
-            <w:vAlign w:val="center"/>
             <w:shd w:val="clear" w:color="auto" w:fill="F2F5FA"/>
+            <w:vAlign w:val="center"/>
           </w:tcPr>
           <w:p>
             <w:pPr>
@@ -1463,13 +1463,13 @@
         <w:tblStyle w:val="TableGrid"/>
         <w:tblW w:type="auto" w:w="0"/>
         <w:tblLayout w:type="fixed"/>
-        <w:tblLook w:firstColumn="1" w:firstRow="1" w:lastColumn="0" w:lastRow="0" w:noHBand="0" w:noVBand="1" w:val="04A0"/>
         <w:tblCellMar>
           <w:top w:w="34" w:type="dxa"/>
           <w:left w:w="68" w:type="dxa"/>
           <w:bottom w:w="34" w:type="dxa"/>
           <w:right w:w="68" w:type="dxa"/>
         </w:tblCellMar>
+        <w:tblLook w:firstColumn="1" w:firstRow="1" w:lastColumn="0" w:lastRow="0" w:noHBand="0" w:noVBand="1" w:val="04A0"/>
       </w:tblPr>
       <w:tblGrid>
         <w:gridCol w:w="1625"/>
@@ -1486,8 +1486,8 @@
         <w:tc>
           <w:tcPr>
             <w:tcW w:type="dxa" w:w="1247"/>
-            <w:vAlign w:val="center"/>
             <w:shd w:val="clear" w:color="auto" w:fill="1F3864"/>
+            <w:vAlign w:val="center"/>
           </w:tcPr>
           <w:p>
             <w:pPr>
@@ -1508,8 +1508,8 @@
         <w:tc>
           <w:tcPr>
             <w:tcW w:type="dxa" w:w="1247"/>
-            <w:vAlign w:val="center"/>
             <w:shd w:val="clear" w:color="auto" w:fill="1F3864"/>
+            <w:vAlign w:val="center"/>
           </w:tcPr>
           <w:p>
             <w:pPr>
@@ -1530,8 +1530,8 @@
         <w:tc>
           <w:tcPr>
             <w:tcW w:type="dxa" w:w="1247"/>
-            <w:vAlign w:val="center"/>
             <w:shd w:val="clear" w:color="auto" w:fill="1F3864"/>
+            <w:vAlign w:val="center"/>
           </w:tcPr>
           <w:p>
             <w:pPr>
@@ -1552,8 +1552,8 @@
         <w:tc>
           <w:tcPr>
             <w:tcW w:type="dxa" w:w="1247"/>
-            <w:vAlign w:val="center"/>
             <w:shd w:val="clear" w:color="auto" w:fill="1F3864"/>
+            <w:vAlign w:val="center"/>
           </w:tcPr>
           <w:p>
             <w:pPr>
@@ -1574,8 +1574,8 @@
         <w:tc>
           <w:tcPr>
             <w:tcW w:type="dxa" w:w="1701"/>
-            <w:vAlign w:val="center"/>
             <w:shd w:val="clear" w:color="auto" w:fill="1F3864"/>
+            <w:vAlign w:val="center"/>
           </w:tcPr>
           <w:p>
             <w:pPr>
@@ -1596,8 +1596,8 @@
         <w:tc>
           <w:tcPr>
             <w:tcW w:type="dxa" w:w="3061"/>
-            <w:vAlign w:val="center"/>
             <w:shd w:val="clear" w:color="auto" w:fill="1F3864"/>
+            <w:vAlign w:val="center"/>
           </w:tcPr>
           <w:p>
             <w:pPr>
@@ -1746,8 +1746,8 @@
         <w:tc>
           <w:tcPr>
             <w:tcW w:type="dxa" w:w="1247"/>
-            <w:vAlign w:val="center"/>
             <w:shd w:val="clear" w:color="auto" w:fill="F2F5FA"/>
+            <w:vAlign w:val="center"/>
           </w:tcPr>
           <w:p>
             <w:pPr>
@@ -1766,8 +1766,8 @@
         <w:tc>
           <w:tcPr>
             <w:tcW w:type="dxa" w:w="1247"/>
-            <w:vAlign w:val="center"/>
             <w:shd w:val="clear" w:color="auto" w:fill="F2F5FA"/>
+            <w:vAlign w:val="center"/>
           </w:tcPr>
           <w:p>
             <w:pPr>
@@ -1787,8 +1787,8 @@
         <w:tc>
           <w:tcPr>
             <w:tcW w:type="dxa" w:w="1247"/>
-            <w:vAlign w:val="center"/>
             <w:shd w:val="clear" w:color="auto" w:fill="F2F5FA"/>
+            <w:vAlign w:val="center"/>
           </w:tcPr>
           <w:p>
             <w:pPr>
@@ -1808,8 +1808,8 @@
         <w:tc>
           <w:tcPr>
             <w:tcW w:type="dxa" w:w="1247"/>
-            <w:vAlign w:val="center"/>
             <w:shd w:val="clear" w:color="auto" w:fill="F2F5FA"/>
+            <w:vAlign w:val="center"/>
           </w:tcPr>
           <w:p>
             <w:pPr>
@@ -1829,8 +1829,8 @@
         <w:tc>
           <w:tcPr>
             <w:tcW w:type="dxa" w:w="1701"/>
-            <w:vAlign w:val="center"/>
             <w:shd w:val="clear" w:color="auto" w:fill="F2F5FA"/>
+            <w:vAlign w:val="center"/>
           </w:tcPr>
           <w:p>
             <w:pPr>
@@ -1850,8 +1850,8 @@
         <w:tc>
           <w:tcPr>
             <w:tcW w:type="dxa" w:w="3061"/>
-            <w:vAlign w:val="center"/>
             <w:shd w:val="clear" w:color="auto" w:fill="F2F5FA"/>
+            <w:vAlign w:val="center"/>
           </w:tcPr>
           <w:p>
             <w:pPr>
@@ -2055,13 +2055,13 @@
         <w:tblStyle w:val="TableGrid"/>
         <w:tblW w:type="auto" w:w="0"/>
         <w:tblLayout w:type="fixed"/>
-        <w:tblLook w:firstColumn="1" w:firstRow="1" w:lastColumn="0" w:lastRow="0" w:noHBand="0" w:noVBand="1" w:val="04A0"/>
         <w:tblCellMar>
           <w:top w:w="34" w:type="dxa"/>
           <w:left w:w="68" w:type="dxa"/>
           <w:bottom w:w="34" w:type="dxa"/>
           <w:right w:w="68" w:type="dxa"/>
         </w:tblCellMar>
+        <w:tblLook w:firstColumn="1" w:firstRow="1" w:lastColumn="0" w:lastRow="0" w:noHBand="0" w:noVBand="1" w:val="04A0"/>
       </w:tblPr>
       <w:tblGrid>
         <w:gridCol w:w="1393"/>
@@ -2079,8 +2079,8 @@
         <w:tc>
           <w:tcPr>
             <w:tcW w:type="dxa" w:w="2494"/>
-            <w:vAlign w:val="center"/>
             <w:shd w:val="clear" w:color="auto" w:fill="1F3864"/>
+            <w:vAlign w:val="center"/>
           </w:tcPr>
           <w:p>
             <w:pPr>
@@ -2101,8 +2101,8 @@
         <w:tc>
           <w:tcPr>
             <w:tcW w:type="dxa" w:w="907"/>
-            <w:vAlign w:val="center"/>
             <w:shd w:val="clear" w:color="auto" w:fill="1F3864"/>
+            <w:vAlign w:val="center"/>
           </w:tcPr>
           <w:p>
             <w:pPr>
@@ -2123,8 +2123,8 @@
         <w:tc>
           <w:tcPr>
             <w:tcW w:type="dxa" w:w="1134"/>
-            <w:vAlign w:val="center"/>
             <w:shd w:val="clear" w:color="auto" w:fill="1F3864"/>
+            <w:vAlign w:val="center"/>
           </w:tcPr>
           <w:p>
             <w:pPr>
@@ -2145,8 +2145,8 @@
         <w:tc>
           <w:tcPr>
             <w:tcW w:type="dxa" w:w="1134"/>
-            <w:vAlign w:val="center"/>
             <w:shd w:val="clear" w:color="auto" w:fill="1F3864"/>
+            <w:vAlign w:val="center"/>
           </w:tcPr>
           <w:p>
             <w:pPr>
@@ -2167,8 +2167,8 @@
         <w:tc>
           <w:tcPr>
             <w:tcW w:type="dxa" w:w="1134"/>
-            <w:vAlign w:val="center"/>
             <w:shd w:val="clear" w:color="auto" w:fill="1F3864"/>
+            <w:vAlign w:val="center"/>
           </w:tcPr>
           <w:p>
             <w:pPr>
@@ -2189,8 +2189,8 @@
         <w:tc>
           <w:tcPr>
             <w:tcW w:type="dxa" w:w="1134"/>
-            <w:vAlign w:val="center"/>
             <w:shd w:val="clear" w:color="auto" w:fill="1F3864"/>
+            <w:vAlign w:val="center"/>
           </w:tcPr>
           <w:p>
             <w:pPr>
@@ -2211,8 +2211,8 @@
         <w:tc>
           <w:tcPr>
             <w:tcW w:type="dxa" w:w="1134"/>
-            <w:vAlign w:val="center"/>
             <w:shd w:val="clear" w:color="auto" w:fill="1F3864"/>
+            <w:vAlign w:val="center"/>
           </w:tcPr>
           <w:p>
             <w:pPr>
@@ -2382,8 +2382,8 @@
         <w:tc>
           <w:tcPr>
             <w:tcW w:type="dxa" w:w="2494"/>
-            <w:vAlign w:val="center"/>
             <w:shd w:val="clear" w:color="auto" w:fill="F2F5FA"/>
+            <w:vAlign w:val="center"/>
           </w:tcPr>
           <w:p>
             <w:pPr>
@@ -2402,8 +2402,8 @@
         <w:tc>
           <w:tcPr>
             <w:tcW w:type="dxa" w:w="907"/>
-            <w:vAlign w:val="center"/>
             <w:shd w:val="clear" w:color="auto" w:fill="F2F5FA"/>
+            <w:vAlign w:val="center"/>
           </w:tcPr>
           <w:p>
             <w:pPr>
@@ -2423,8 +2423,8 @@
         <w:tc>
           <w:tcPr>
             <w:tcW w:type="dxa" w:w="1134"/>
-            <w:vAlign w:val="center"/>
             <w:shd w:val="clear" w:color="auto" w:fill="F2F5FA"/>
+            <w:vAlign w:val="center"/>
           </w:tcPr>
           <w:p>
             <w:pPr>
@@ -2444,8 +2444,8 @@
         <w:tc>
           <w:tcPr>
             <w:tcW w:type="dxa" w:w="1134"/>
-            <w:vAlign w:val="center"/>
             <w:shd w:val="clear" w:color="auto" w:fill="F2F5FA"/>
+            <w:vAlign w:val="center"/>
           </w:tcPr>
           <w:p>
             <w:pPr>
@@ -2465,8 +2465,8 @@
         <w:tc>
           <w:tcPr>
             <w:tcW w:type="dxa" w:w="1134"/>
-            <w:vAlign w:val="center"/>
             <w:shd w:val="clear" w:color="auto" w:fill="F2F5FA"/>
+            <w:vAlign w:val="center"/>
           </w:tcPr>
           <w:p>
             <w:pPr>
@@ -2486,8 +2486,8 @@
         <w:tc>
           <w:tcPr>
             <w:tcW w:type="dxa" w:w="1134"/>
-            <w:vAlign w:val="center"/>
             <w:shd w:val="clear" w:color="auto" w:fill="F2F5FA"/>
+            <w:vAlign w:val="center"/>
           </w:tcPr>
           <w:p>
             <w:pPr>
@@ -2507,8 +2507,8 @@
         <w:tc>
           <w:tcPr>
             <w:tcW w:type="dxa" w:w="1134"/>
-            <w:vAlign w:val="center"/>
             <w:shd w:val="clear" w:color="auto" w:fill="F2F5FA"/>
+            <w:vAlign w:val="center"/>
           </w:tcPr>
           <w:p>
             <w:pPr>
@@ -2677,8 +2677,8 @@
         <w:tc>
           <w:tcPr>
             <w:tcW w:type="dxa" w:w="2494"/>
-            <w:vAlign w:val="center"/>
             <w:shd w:val="clear" w:color="auto" w:fill="F2F5FA"/>
+            <w:vAlign w:val="center"/>
           </w:tcPr>
           <w:p>
             <w:pPr>
@@ -2697,8 +2697,8 @@
         <w:tc>
           <w:tcPr>
             <w:tcW w:type="dxa" w:w="907"/>
-            <w:vAlign w:val="center"/>
             <w:shd w:val="clear" w:color="auto" w:fill="F2F5FA"/>
+            <w:vAlign w:val="center"/>
           </w:tcPr>
           <w:p>
             <w:pPr>
@@ -2718,8 +2718,8 @@
         <w:tc>
           <w:tcPr>
             <w:tcW w:type="dxa" w:w="1134"/>
-            <w:vAlign w:val="center"/>
             <w:shd w:val="clear" w:color="auto" w:fill="F2F5FA"/>
+            <w:vAlign w:val="center"/>
           </w:tcPr>
           <w:p>
             <w:pPr>
@@ -2739,8 +2739,8 @@
         <w:tc>
           <w:tcPr>
             <w:tcW w:type="dxa" w:w="1134"/>
-            <w:vAlign w:val="center"/>
             <w:shd w:val="clear" w:color="auto" w:fill="F2F5FA"/>
+            <w:vAlign w:val="center"/>
           </w:tcPr>
           <w:p>
             <w:pPr>
@@ -2760,8 +2760,8 @@
         <w:tc>
           <w:tcPr>
             <w:tcW w:type="dxa" w:w="1134"/>
-            <w:vAlign w:val="center"/>
             <w:shd w:val="clear" w:color="auto" w:fill="F2F5FA"/>
+            <w:vAlign w:val="center"/>
           </w:tcPr>
           <w:p>
             <w:pPr>
@@ -2781,8 +2781,8 @@
         <w:tc>
           <w:tcPr>
             <w:tcW w:type="dxa" w:w="1134"/>
-            <w:vAlign w:val="center"/>
             <w:shd w:val="clear" w:color="auto" w:fill="F2F5FA"/>
+            <w:vAlign w:val="center"/>
           </w:tcPr>
           <w:p>
             <w:pPr>
@@ -2802,8 +2802,8 @@
         <w:tc>
           <w:tcPr>
             <w:tcW w:type="dxa" w:w="1134"/>
-            <w:vAlign w:val="center"/>
             <w:shd w:val="clear" w:color="auto" w:fill="F2F5FA"/>
+            <w:vAlign w:val="center"/>
           </w:tcPr>
           <w:p>
             <w:pPr>
@@ -2972,8 +2972,8 @@
         <w:tc>
           <w:tcPr>
             <w:tcW w:type="dxa" w:w="2494"/>
-            <w:vAlign w:val="center"/>
             <w:shd w:val="clear" w:color="auto" w:fill="F2F5FA"/>
+            <w:vAlign w:val="center"/>
           </w:tcPr>
           <w:p>
             <w:pPr>
@@ -2992,8 +2992,8 @@
         <w:tc>
           <w:tcPr>
             <w:tcW w:type="dxa" w:w="907"/>
-            <w:vAlign w:val="center"/>
             <w:shd w:val="clear" w:color="auto" w:fill="F2F5FA"/>
+            <w:vAlign w:val="center"/>
           </w:tcPr>
           <w:p>
             <w:pPr>
@@ -3013,8 +3013,8 @@
         <w:tc>
           <w:tcPr>
             <w:tcW w:type="dxa" w:w="1134"/>
-            <w:vAlign w:val="center"/>
             <w:shd w:val="clear" w:color="auto" w:fill="F2F5FA"/>
+            <w:vAlign w:val="center"/>
           </w:tcPr>
           <w:p>
             <w:pPr>
@@ -3034,8 +3034,8 @@
         <w:tc>
           <w:tcPr>
             <w:tcW w:type="dxa" w:w="1134"/>
-            <w:vAlign w:val="center"/>
             <w:shd w:val="clear" w:color="auto" w:fill="F2F5FA"/>
+            <w:vAlign w:val="center"/>
           </w:tcPr>
           <w:p>
             <w:pPr>
@@ -3055,8 +3055,8 @@
         <w:tc>
           <w:tcPr>
             <w:tcW w:type="dxa" w:w="1134"/>
-            <w:vAlign w:val="center"/>
             <w:shd w:val="clear" w:color="auto" w:fill="F2F5FA"/>
+            <w:vAlign w:val="center"/>
           </w:tcPr>
           <w:p>
             <w:pPr>
@@ -3076,8 +3076,8 @@
         <w:tc>
           <w:tcPr>
             <w:tcW w:type="dxa" w:w="1134"/>
-            <w:vAlign w:val="center"/>
             <w:shd w:val="clear" w:color="auto" w:fill="F2F5FA"/>
+            <w:vAlign w:val="center"/>
           </w:tcPr>
           <w:p>
             <w:pPr>
@@ -3097,8 +3097,8 @@
         <w:tc>
           <w:tcPr>
             <w:tcW w:type="dxa" w:w="1134"/>
-            <w:vAlign w:val="center"/>
             <w:shd w:val="clear" w:color="auto" w:fill="F2F5FA"/>
+            <w:vAlign w:val="center"/>
           </w:tcPr>
           <w:p>
             <w:pPr>
@@ -3199,13 +3199,13 @@
         <w:tblStyle w:val="TableGrid"/>
         <w:tblW w:type="auto" w:w="0"/>
         <w:tblLayout w:type="fixed"/>
-        <w:tblLook w:firstColumn="1" w:firstRow="1" w:lastColumn="0" w:lastRow="0" w:noHBand="0" w:noVBand="1" w:val="04A0"/>
         <w:tblCellMar>
           <w:top w:w="34" w:type="dxa"/>
           <w:left w:w="68" w:type="dxa"/>
           <w:bottom w:w="34" w:type="dxa"/>
           <w:right w:w="68" w:type="dxa"/>
         </w:tblCellMar>
+        <w:tblLook w:firstColumn="1" w:firstRow="1" w:lastColumn="0" w:lastRow="0" w:noHBand="0" w:noVBand="1" w:val="04A0"/>
       </w:tblPr>
       <w:tblGrid>
         <w:gridCol w:w="1950"/>
@@ -3221,8 +3221,8 @@
         <w:tc>
           <w:tcPr>
             <w:tcW w:type="dxa" w:w="4195"/>
-            <w:vAlign w:val="center"/>
             <w:shd w:val="clear" w:color="auto" w:fill="1F3864"/>
+            <w:vAlign w:val="center"/>
           </w:tcPr>
           <w:p>
             <w:pPr>
@@ -3243,8 +3243,8 @@
         <w:tc>
           <w:tcPr>
             <w:tcW w:type="dxa" w:w="1134"/>
-            <w:vAlign w:val="center"/>
             <w:shd w:val="clear" w:color="auto" w:fill="1F3864"/>
+            <w:vAlign w:val="center"/>
           </w:tcPr>
           <w:p>
             <w:pPr>
@@ -3265,8 +3265,8 @@
         <w:tc>
           <w:tcPr>
             <w:tcW w:type="dxa" w:w="1134"/>
-            <w:vAlign w:val="center"/>
             <w:shd w:val="clear" w:color="auto" w:fill="1F3864"/>
+            <w:vAlign w:val="center"/>
           </w:tcPr>
           <w:p>
             <w:pPr>
@@ -3287,8 +3287,8 @@
         <w:tc>
           <w:tcPr>
             <w:tcW w:type="dxa" w:w="1247"/>
-            <w:vAlign w:val="center"/>
             <w:shd w:val="clear" w:color="auto" w:fill="1F3864"/>
+            <w:vAlign w:val="center"/>
           </w:tcPr>
           <w:p>
             <w:pPr>
@@ -3309,8 +3309,8 @@
         <w:tc>
           <w:tcPr>
             <w:tcW w:type="dxa" w:w="1134"/>
-            <w:vAlign w:val="center"/>
             <w:shd w:val="clear" w:color="auto" w:fill="1F3864"/>
+            <w:vAlign w:val="center"/>
           </w:tcPr>
           <w:p>
             <w:pPr>
@@ -3440,8 +3440,8 @@
         <w:tc>
           <w:tcPr>
             <w:tcW w:type="dxa" w:w="4195"/>
-            <w:vAlign w:val="center"/>
             <w:shd w:val="clear" w:color="auto" w:fill="F2F5FA"/>
+            <w:vAlign w:val="center"/>
           </w:tcPr>
           <w:p>
             <w:pPr>
@@ -3460,8 +3460,8 @@
         <w:tc>
           <w:tcPr>
             <w:tcW w:type="dxa" w:w="1134"/>
-            <w:vAlign w:val="center"/>
             <w:shd w:val="clear" w:color="auto" w:fill="F2F5FA"/>
+            <w:vAlign w:val="center"/>
           </w:tcPr>
           <w:p>
             <w:pPr>
@@ -3481,8 +3481,8 @@
         <w:tc>
           <w:tcPr>
             <w:tcW w:type="dxa" w:w="1134"/>
-            <w:vAlign w:val="center"/>
             <w:shd w:val="clear" w:color="auto" w:fill="F2F5FA"/>
+            <w:vAlign w:val="center"/>
           </w:tcPr>
           <w:p>
             <w:pPr>
@@ -3502,8 +3502,8 @@
         <w:tc>
           <w:tcPr>
             <w:tcW w:type="dxa" w:w="1247"/>
-            <w:vAlign w:val="center"/>
             <w:shd w:val="clear" w:color="auto" w:fill="F2F5FA"/>
+            <w:vAlign w:val="center"/>
           </w:tcPr>
           <w:p>
             <w:pPr>
@@ -3523,8 +3523,8 @@
         <w:tc>
           <w:tcPr>
             <w:tcW w:type="dxa" w:w="1134"/>
-            <w:vAlign w:val="center"/>
             <w:shd w:val="clear" w:color="auto" w:fill="F2F5FA"/>
+            <w:vAlign w:val="center"/>
           </w:tcPr>
           <w:p>
             <w:pPr>
@@ -3653,8 +3653,8 @@
         <w:tc>
           <w:tcPr>
             <w:tcW w:type="dxa" w:w="4195"/>
-            <w:vAlign w:val="center"/>
             <w:shd w:val="clear" w:color="auto" w:fill="F2F5FA"/>
+            <w:vAlign w:val="center"/>
           </w:tcPr>
           <w:p>
             <w:pPr>
@@ -3673,8 +3673,8 @@
         <w:tc>
           <w:tcPr>
             <w:tcW w:type="dxa" w:w="1134"/>
-            <w:vAlign w:val="center"/>
             <w:shd w:val="clear" w:color="auto" w:fill="F2F5FA"/>
+            <w:vAlign w:val="center"/>
           </w:tcPr>
           <w:p>
             <w:pPr>
@@ -3694,8 +3694,8 @@
         <w:tc>
           <w:tcPr>
             <w:tcW w:type="dxa" w:w="1134"/>
-            <w:vAlign w:val="center"/>
             <w:shd w:val="clear" w:color="auto" w:fill="F2F5FA"/>
+            <w:vAlign w:val="center"/>
           </w:tcPr>
           <w:p>
             <w:pPr>
@@ -3715,8 +3715,8 @@
         <w:tc>
           <w:tcPr>
             <w:tcW w:type="dxa" w:w="1247"/>
-            <w:vAlign w:val="center"/>
             <w:shd w:val="clear" w:color="auto" w:fill="F2F5FA"/>
+            <w:vAlign w:val="center"/>
           </w:tcPr>
           <w:p>
             <w:pPr>
@@ -3736,8 +3736,8 @@
         <w:tc>
           <w:tcPr>
             <w:tcW w:type="dxa" w:w="1134"/>
-            <w:vAlign w:val="center"/>
             <w:shd w:val="clear" w:color="auto" w:fill="F2F5FA"/>
+            <w:vAlign w:val="center"/>
           </w:tcPr>
           <w:p>
             <w:pPr>
@@ -3866,8 +3866,8 @@
         <w:tc>
           <w:tcPr>
             <w:tcW w:type="dxa" w:w="4195"/>
-            <w:vAlign w:val="center"/>
             <w:shd w:val="clear" w:color="auto" w:fill="F2F5FA"/>
+            <w:vAlign w:val="center"/>
           </w:tcPr>
           <w:p>
             <w:pPr>
@@ -3886,8 +3886,8 @@
         <w:tc>
           <w:tcPr>
             <w:tcW w:type="dxa" w:w="1134"/>
-            <w:vAlign w:val="center"/>
             <w:shd w:val="clear" w:color="auto" w:fill="F2F5FA"/>
+            <w:vAlign w:val="center"/>
           </w:tcPr>
           <w:p>
             <w:pPr>
@@ -3907,8 +3907,8 @@
         <w:tc>
           <w:tcPr>
             <w:tcW w:type="dxa" w:w="1134"/>
-            <w:vAlign w:val="center"/>
             <w:shd w:val="clear" w:color="auto" w:fill="F2F5FA"/>
+            <w:vAlign w:val="center"/>
           </w:tcPr>
           <w:p>
             <w:pPr>
@@ -3928,8 +3928,8 @@
         <w:tc>
           <w:tcPr>
             <w:tcW w:type="dxa" w:w="1247"/>
-            <w:vAlign w:val="center"/>
             <w:shd w:val="clear" w:color="auto" w:fill="F2F5FA"/>
+            <w:vAlign w:val="center"/>
           </w:tcPr>
           <w:p>
             <w:pPr>
@@ -3949,8 +3949,8 @@
         <w:tc>
           <w:tcPr>
             <w:tcW w:type="dxa" w:w="1134"/>
-            <w:vAlign w:val="center"/>
             <w:shd w:val="clear" w:color="auto" w:fill="F2F5FA"/>
+            <w:vAlign w:val="center"/>
           </w:tcPr>
           <w:p>
             <w:pPr>
@@ -4191,13 +4191,13 @@
         <w:tblStyle w:val="TableGrid"/>
         <w:tblW w:type="auto" w:w="0"/>
         <w:tblLayout w:type="fixed"/>
-        <w:tblLook w:firstColumn="1" w:firstRow="1" w:lastColumn="0" w:lastRow="0" w:noHBand="0" w:noVBand="1" w:val="04A0"/>
         <w:tblCellMar>
           <w:top w:w="34" w:type="dxa"/>
           <w:left w:w="68" w:type="dxa"/>
           <w:bottom w:w="34" w:type="dxa"/>
           <w:right w:w="68" w:type="dxa"/>
         </w:tblCellMar>
+        <w:tblLook w:firstColumn="1" w:firstRow="1" w:lastColumn="0" w:lastRow="0" w:noHBand="0" w:noVBand="1" w:val="04A0"/>
       </w:tblPr>
       <w:tblGrid>
         <w:gridCol w:w="1625"/>
@@ -4214,8 +4214,8 @@
         <w:tc>
           <w:tcPr>
             <w:tcW w:type="dxa" w:w="794"/>
-            <w:vAlign w:val="center"/>
             <w:shd w:val="clear" w:color="auto" w:fill="1F3864"/>
+            <w:vAlign w:val="center"/>
           </w:tcPr>
           <w:p>
             <w:pPr>
@@ -4236,8 +4236,8 @@
         <w:tc>
           <w:tcPr>
             <w:tcW w:type="dxa" w:w="1020"/>
-            <w:vAlign w:val="center"/>
             <w:shd w:val="clear" w:color="auto" w:fill="1F3864"/>
+            <w:vAlign w:val="center"/>
           </w:tcPr>
           <w:p>
             <w:pPr>
@@ -4258,8 +4258,8 @@
         <w:tc>
           <w:tcPr>
             <w:tcW w:type="dxa" w:w="4309"/>
-            <w:vAlign w:val="center"/>
             <w:shd w:val="clear" w:color="auto" w:fill="1F3864"/>
+            <w:vAlign w:val="center"/>
           </w:tcPr>
           <w:p>
             <w:pPr>
@@ -4280,8 +4280,8 @@
         <w:tc>
           <w:tcPr>
             <w:tcW w:type="dxa" w:w="794"/>
-            <w:vAlign w:val="center"/>
             <w:shd w:val="clear" w:color="auto" w:fill="1F3864"/>
+            <w:vAlign w:val="center"/>
           </w:tcPr>
           <w:p>
             <w:pPr>
@@ -4302,8 +4302,8 @@
         <w:tc>
           <w:tcPr>
             <w:tcW w:type="dxa" w:w="794"/>
-            <w:vAlign w:val="center"/>
             <w:shd w:val="clear" w:color="auto" w:fill="1F3864"/>
+            <w:vAlign w:val="center"/>
           </w:tcPr>
           <w:p>
             <w:pPr>
@@ -4324,8 +4324,8 @@
         <w:tc>
           <w:tcPr>
             <w:tcW w:type="dxa" w:w="1247"/>
-            <w:vAlign w:val="center"/>
             <w:shd w:val="clear" w:color="auto" w:fill="1F3864"/>
+            <w:vAlign w:val="center"/>
           </w:tcPr>
           <w:p>
             <w:pPr>
@@ -4475,8 +4475,8 @@
         <w:tc>
           <w:tcPr>
             <w:tcW w:type="dxa" w:w="794"/>
-            <w:vAlign w:val="center"/>
             <w:shd w:val="clear" w:color="auto" w:fill="F2F5FA"/>
+            <w:vAlign w:val="center"/>
           </w:tcPr>
           <w:p>
             <w:pPr>
@@ -4496,8 +4496,8 @@
         <w:tc>
           <w:tcPr>
             <w:tcW w:type="dxa" w:w="1020"/>
-            <w:vAlign w:val="center"/>
             <w:shd w:val="clear" w:color="auto" w:fill="F2F5FA"/>
+            <w:vAlign w:val="center"/>
           </w:tcPr>
           <w:p>
             <w:pPr>
@@ -4517,8 +4517,8 @@
         <w:tc>
           <w:tcPr>
             <w:tcW w:type="dxa" w:w="4309"/>
-            <w:vAlign w:val="center"/>
             <w:shd w:val="clear" w:color="auto" w:fill="F2F5FA"/>
+            <w:vAlign w:val="center"/>
           </w:tcPr>
           <w:p>
             <w:pPr>
@@ -4537,8 +4537,8 @@
         <w:tc>
           <w:tcPr>
             <w:tcW w:type="dxa" w:w="794"/>
-            <w:vAlign w:val="center"/>
             <w:shd w:val="clear" w:color="auto" w:fill="F2F5FA"/>
+            <w:vAlign w:val="center"/>
           </w:tcPr>
           <w:p>
             <w:pPr>
@@ -4558,8 +4558,8 @@
         <w:tc>
           <w:tcPr>
             <w:tcW w:type="dxa" w:w="794"/>
-            <w:vAlign w:val="center"/>
             <w:shd w:val="clear" w:color="auto" w:fill="F2F5FA"/>
+            <w:vAlign w:val="center"/>
           </w:tcPr>
           <w:p>
             <w:pPr>
@@ -4579,8 +4579,8 @@
         <w:tc>
           <w:tcPr>
             <w:tcW w:type="dxa" w:w="1247"/>
-            <w:vAlign w:val="center"/>
             <w:shd w:val="clear" w:color="auto" w:fill="F2F5FA"/>
+            <w:vAlign w:val="center"/>
           </w:tcPr>
           <w:p>
             <w:pPr>
@@ -4729,8 +4729,8 @@
         <w:tc>
           <w:tcPr>
             <w:tcW w:type="dxa" w:w="794"/>
-            <w:vAlign w:val="center"/>
             <w:shd w:val="clear" w:color="auto" w:fill="F2F5FA"/>
+            <w:vAlign w:val="center"/>
           </w:tcPr>
           <w:p>
             <w:pPr>
@@ -4750,8 +4750,8 @@
         <w:tc>
           <w:tcPr>
             <w:tcW w:type="dxa" w:w="1020"/>
-            <w:vAlign w:val="center"/>
             <w:shd w:val="clear" w:color="auto" w:fill="F2F5FA"/>
+            <w:vAlign w:val="center"/>
           </w:tcPr>
           <w:p>
             <w:pPr>
@@ -4771,8 +4771,8 @@
         <w:tc>
           <w:tcPr>
             <w:tcW w:type="dxa" w:w="4309"/>
-            <w:vAlign w:val="center"/>
             <w:shd w:val="clear" w:color="auto" w:fill="F2F5FA"/>
+            <w:vAlign w:val="center"/>
           </w:tcPr>
           <w:p>
             <w:pPr>
@@ -4791,8 +4791,8 @@
         <w:tc>
           <w:tcPr>
             <w:tcW w:type="dxa" w:w="794"/>
-            <w:vAlign w:val="center"/>
             <w:shd w:val="clear" w:color="auto" w:fill="F2F5FA"/>
+            <w:vAlign w:val="center"/>
           </w:tcPr>
           <w:p>
             <w:pPr>
@@ -4812,8 +4812,8 @@
         <w:tc>
           <w:tcPr>
             <w:tcW w:type="dxa" w:w="794"/>
-            <w:vAlign w:val="center"/>
             <w:shd w:val="clear" w:color="auto" w:fill="F2F5FA"/>
+            <w:vAlign w:val="center"/>
           </w:tcPr>
           <w:p>
             <w:pPr>
@@ -4833,8 +4833,8 @@
         <w:tc>
           <w:tcPr>
             <w:tcW w:type="dxa" w:w="1247"/>
-            <w:vAlign w:val="center"/>
             <w:shd w:val="clear" w:color="auto" w:fill="F2F5FA"/>
+            <w:vAlign w:val="center"/>
           </w:tcPr>
           <w:p>
             <w:pPr>
@@ -4983,8 +4983,8 @@
         <w:tc>
           <w:tcPr>
             <w:tcW w:type="dxa" w:w="794"/>
-            <w:vAlign w:val="center"/>
             <w:shd w:val="clear" w:color="auto" w:fill="F2F5FA"/>
+            <w:vAlign w:val="center"/>
           </w:tcPr>
           <w:p>
             <w:pPr>
@@ -5004,8 +5004,8 @@
         <w:tc>
           <w:tcPr>
             <w:tcW w:type="dxa" w:w="1020"/>
-            <w:vAlign w:val="center"/>
             <w:shd w:val="clear" w:color="auto" w:fill="F2F5FA"/>
+            <w:vAlign w:val="center"/>
           </w:tcPr>
           <w:p>
             <w:pPr>
@@ -5025,8 +5025,8 @@
         <w:tc>
           <w:tcPr>
             <w:tcW w:type="dxa" w:w="4309"/>
-            <w:vAlign w:val="center"/>
             <w:shd w:val="clear" w:color="auto" w:fill="F2F5FA"/>
+            <w:vAlign w:val="center"/>
           </w:tcPr>
           <w:p>
             <w:pPr>
@@ -5045,8 +5045,8 @@
         <w:tc>
           <w:tcPr>
             <w:tcW w:type="dxa" w:w="794"/>
-            <w:vAlign w:val="center"/>
             <w:shd w:val="clear" w:color="auto" w:fill="F2F5FA"/>
+            <w:vAlign w:val="center"/>
           </w:tcPr>
           <w:p>
             <w:pPr>
@@ -5066,8 +5066,8 @@
         <w:tc>
           <w:tcPr>
             <w:tcW w:type="dxa" w:w="794"/>
-            <w:vAlign w:val="center"/>
             <w:shd w:val="clear" w:color="auto" w:fill="F2F5FA"/>
+            <w:vAlign w:val="center"/>
           </w:tcPr>
           <w:p>
             <w:pPr>
@@ -5087,8 +5087,8 @@
         <w:tc>
           <w:tcPr>
             <w:tcW w:type="dxa" w:w="1247"/>
-            <w:vAlign w:val="center"/>
             <w:shd w:val="clear" w:color="auto" w:fill="F2F5FA"/>
+            <w:vAlign w:val="center"/>
           </w:tcPr>
           <w:p>
             <w:pPr>
@@ -5237,8 +5237,8 @@
         <w:tc>
           <w:tcPr>
             <w:tcW w:type="dxa" w:w="794"/>
-            <w:vAlign w:val="center"/>
             <w:shd w:val="clear" w:color="auto" w:fill="F2F5FA"/>
+            <w:vAlign w:val="center"/>
           </w:tcPr>
           <w:p>
             <w:pPr>
@@ -5258,8 +5258,8 @@
         <w:tc>
           <w:tcPr>
             <w:tcW w:type="dxa" w:w="1020"/>
-            <w:vAlign w:val="center"/>
             <w:shd w:val="clear" w:color="auto" w:fill="F2F5FA"/>
+            <w:vAlign w:val="center"/>
           </w:tcPr>
           <w:p>
             <w:pPr>
@@ -5279,8 +5279,8 @@
         <w:tc>
           <w:tcPr>
             <w:tcW w:type="dxa" w:w="4309"/>
-            <w:vAlign w:val="center"/>
             <w:shd w:val="clear" w:color="auto" w:fill="F2F5FA"/>
+            <w:vAlign w:val="center"/>
           </w:tcPr>
           <w:p>
             <w:pPr>
@@ -5299,8 +5299,8 @@
         <w:tc>
           <w:tcPr>
             <w:tcW w:type="dxa" w:w="794"/>
-            <w:vAlign w:val="center"/>
             <w:shd w:val="clear" w:color="auto" w:fill="F2F5FA"/>
+            <w:vAlign w:val="center"/>
           </w:tcPr>
           <w:p>
             <w:pPr>
@@ -5320,8 +5320,8 @@
         <w:tc>
           <w:tcPr>
             <w:tcW w:type="dxa" w:w="794"/>
-            <w:vAlign w:val="center"/>
             <w:shd w:val="clear" w:color="auto" w:fill="F2F5FA"/>
+            <w:vAlign w:val="center"/>
           </w:tcPr>
           <w:p>
             <w:pPr>
@@ -5341,8 +5341,8 @@
         <w:tc>
           <w:tcPr>
             <w:tcW w:type="dxa" w:w="1247"/>
-            <w:vAlign w:val="center"/>
             <w:shd w:val="clear" w:color="auto" w:fill="F2F5FA"/>
+            <w:vAlign w:val="center"/>
           </w:tcPr>
           <w:p>
             <w:pPr>
@@ -5491,8 +5491,8 @@
         <w:tc>
           <w:tcPr>
             <w:tcW w:type="dxa" w:w="794"/>
-            <w:vAlign w:val="center"/>
             <w:shd w:val="clear" w:color="auto" w:fill="F2F5FA"/>
+            <w:vAlign w:val="center"/>
           </w:tcPr>
           <w:p>
             <w:pPr>
@@ -5512,8 +5512,8 @@
         <w:tc>
           <w:tcPr>
             <w:tcW w:type="dxa" w:w="1020"/>
-            <w:vAlign w:val="center"/>
             <w:shd w:val="clear" w:color="auto" w:fill="F2F5FA"/>
+            <w:vAlign w:val="center"/>
           </w:tcPr>
           <w:p>
             <w:pPr>
@@ -5533,8 +5533,8 @@
         <w:tc>
           <w:tcPr>
             <w:tcW w:type="dxa" w:w="4309"/>
-            <w:vAlign w:val="center"/>
             <w:shd w:val="clear" w:color="auto" w:fill="F2F5FA"/>
+            <w:vAlign w:val="center"/>
           </w:tcPr>
           <w:p>
             <w:pPr>
@@ -5553,8 +5553,8 @@
         <w:tc>
           <w:tcPr>
             <w:tcW w:type="dxa" w:w="794"/>
-            <w:vAlign w:val="center"/>
             <w:shd w:val="clear" w:color="auto" w:fill="F2F5FA"/>
+            <w:vAlign w:val="center"/>
           </w:tcPr>
           <w:p>
             <w:pPr>
@@ -5574,8 +5574,8 @@
         <w:tc>
           <w:tcPr>
             <w:tcW w:type="dxa" w:w="794"/>
-            <w:vAlign w:val="center"/>
             <w:shd w:val="clear" w:color="auto" w:fill="F2F5FA"/>
+            <w:vAlign w:val="center"/>
           </w:tcPr>
           <w:p>
             <w:pPr>
@@ -5595,8 +5595,8 @@
         <w:tc>
           <w:tcPr>
             <w:tcW w:type="dxa" w:w="1247"/>
-            <w:vAlign w:val="center"/>
             <w:shd w:val="clear" w:color="auto" w:fill="F2F5FA"/>
+            <w:vAlign w:val="center"/>
           </w:tcPr>
           <w:p>
             <w:pPr>
@@ -5745,8 +5745,8 @@
         <w:tc>
           <w:tcPr>
             <w:tcW w:type="dxa" w:w="794"/>
-            <w:vAlign w:val="center"/>
             <w:shd w:val="clear" w:color="auto" w:fill="F2F5FA"/>
+            <w:vAlign w:val="center"/>
           </w:tcPr>
           <w:p>
             <w:pPr>
@@ -5766,8 +5766,8 @@
         <w:tc>
           <w:tcPr>
             <w:tcW w:type="dxa" w:w="1020"/>
-            <w:vAlign w:val="center"/>
             <w:shd w:val="clear" w:color="auto" w:fill="F2F5FA"/>
+            <w:vAlign w:val="center"/>
           </w:tcPr>
           <w:p>
             <w:pPr>
@@ -5787,8 +5787,8 @@
         <w:tc>
           <w:tcPr>
             <w:tcW w:type="dxa" w:w="4309"/>
-            <w:vAlign w:val="center"/>
             <w:shd w:val="clear" w:color="auto" w:fill="F2F5FA"/>
+            <w:vAlign w:val="center"/>
           </w:tcPr>
           <w:p>
             <w:pPr>
@@ -5807,8 +5807,8 @@
         <w:tc>
           <w:tcPr>
             <w:tcW w:type="dxa" w:w="794"/>
-            <w:vAlign w:val="center"/>
             <w:shd w:val="clear" w:color="auto" w:fill="F2F5FA"/>
+            <w:vAlign w:val="center"/>
           </w:tcPr>
           <w:p>
             <w:pPr>
@@ -5828,8 +5828,8 @@
         <w:tc>
           <w:tcPr>
             <w:tcW w:type="dxa" w:w="794"/>
-            <w:vAlign w:val="center"/>
             <w:shd w:val="clear" w:color="auto" w:fill="F2F5FA"/>
+            <w:vAlign w:val="center"/>
           </w:tcPr>
           <w:p>
             <w:pPr>
@@ -5849,8 +5849,8 @@
         <w:tc>
           <w:tcPr>
             <w:tcW w:type="dxa" w:w="1247"/>
-            <w:vAlign w:val="center"/>
             <w:shd w:val="clear" w:color="auto" w:fill="F2F5FA"/>
+            <w:vAlign w:val="center"/>
           </w:tcPr>
           <w:p>
             <w:pPr>
@@ -5999,8 +5999,8 @@
         <w:tc>
           <w:tcPr>
             <w:tcW w:type="dxa" w:w="794"/>
-            <w:vAlign w:val="center"/>
             <w:shd w:val="clear" w:color="auto" w:fill="F2F5FA"/>
+            <w:vAlign w:val="center"/>
           </w:tcPr>
           <w:p>
             <w:pPr>
@@ -6020,8 +6020,8 @@
         <w:tc>
           <w:tcPr>
             <w:tcW w:type="dxa" w:w="1020"/>
-            <w:vAlign w:val="center"/>
             <w:shd w:val="clear" w:color="auto" w:fill="F2F5FA"/>
+            <w:vAlign w:val="center"/>
           </w:tcPr>
           <w:p>
             <w:pPr>
@@ -6041,8 +6041,8 @@
         <w:tc>
           <w:tcPr>
             <w:tcW w:type="dxa" w:w="4309"/>
-            <w:vAlign w:val="center"/>
             <w:shd w:val="clear" w:color="auto" w:fill="F2F5FA"/>
+            <w:vAlign w:val="center"/>
           </w:tcPr>
           <w:p>
             <w:pPr>
@@ -6061,8 +6061,8 @@
         <w:tc>
           <w:tcPr>
             <w:tcW w:type="dxa" w:w="794"/>
-            <w:vAlign w:val="center"/>
             <w:shd w:val="clear" w:color="auto" w:fill="F2F5FA"/>
+            <w:vAlign w:val="center"/>
           </w:tcPr>
           <w:p>
             <w:pPr>
@@ -6082,8 +6082,8 @@
         <w:tc>
           <w:tcPr>
             <w:tcW w:type="dxa" w:w="794"/>
-            <w:vAlign w:val="center"/>
             <w:shd w:val="clear" w:color="auto" w:fill="F2F5FA"/>
+            <w:vAlign w:val="center"/>
           </w:tcPr>
           <w:p>
             <w:pPr>
@@ -6103,8 +6103,8 @@
         <w:tc>
           <w:tcPr>
             <w:tcW w:type="dxa" w:w="1247"/>
-            <w:vAlign w:val="center"/>
             <w:shd w:val="clear" w:color="auto" w:fill="F2F5FA"/>
+            <w:vAlign w:val="center"/>
           </w:tcPr>
           <w:p>
             <w:pPr>
@@ -6253,8 +6253,8 @@
         <w:tc>
           <w:tcPr>
             <w:tcW w:type="dxa" w:w="794"/>
-            <w:vAlign w:val="center"/>
             <w:shd w:val="clear" w:color="auto" w:fill="F2F5FA"/>
+            <w:vAlign w:val="center"/>
           </w:tcPr>
           <w:p>
             <w:pPr>
@@ -6274,8 +6274,8 @@
         <w:tc>
           <w:tcPr>
             <w:tcW w:type="dxa" w:w="1020"/>
-            <w:vAlign w:val="center"/>
             <w:shd w:val="clear" w:color="auto" w:fill="F2F5FA"/>
+            <w:vAlign w:val="center"/>
           </w:tcPr>
           <w:p>
             <w:pPr>
@@ -6295,8 +6295,8 @@
         <w:tc>
           <w:tcPr>
             <w:tcW w:type="dxa" w:w="4309"/>
-            <w:vAlign w:val="center"/>
             <w:shd w:val="clear" w:color="auto" w:fill="F2F5FA"/>
+            <w:vAlign w:val="center"/>
           </w:tcPr>
           <w:p>
             <w:pPr>
@@ -6315,8 +6315,8 @@
         <w:tc>
           <w:tcPr>
             <w:tcW w:type="dxa" w:w="794"/>
-            <w:vAlign w:val="center"/>
             <w:shd w:val="clear" w:color="auto" w:fill="F2F5FA"/>
+            <w:vAlign w:val="center"/>
           </w:tcPr>
           <w:p>
             <w:pPr>
@@ -6336,8 +6336,8 @@
         <w:tc>
           <w:tcPr>
             <w:tcW w:type="dxa" w:w="794"/>
-            <w:vAlign w:val="center"/>
             <w:shd w:val="clear" w:color="auto" w:fill="F2F5FA"/>
+            <w:vAlign w:val="center"/>
           </w:tcPr>
           <w:p>
             <w:pPr>
@@ -6357,8 +6357,8 @@
         <w:tc>
           <w:tcPr>
             <w:tcW w:type="dxa" w:w="1247"/>
-            <w:vAlign w:val="center"/>
             <w:shd w:val="clear" w:color="auto" w:fill="F2F5FA"/>
+            <w:vAlign w:val="center"/>
           </w:tcPr>
           <w:p>
             <w:pPr>
@@ -6507,8 +6507,8 @@
         <w:tc>
           <w:tcPr>
             <w:tcW w:type="dxa" w:w="794"/>
-            <w:vAlign w:val="center"/>
             <w:shd w:val="clear" w:color="auto" w:fill="F2F5FA"/>
+            <w:vAlign w:val="center"/>
           </w:tcPr>
           <w:p>
             <w:pPr>
@@ -6528,8 +6528,8 @@
         <w:tc>
           <w:tcPr>
             <w:tcW w:type="dxa" w:w="1020"/>
-            <w:vAlign w:val="center"/>
             <w:shd w:val="clear" w:color="auto" w:fill="F2F5FA"/>
+            <w:vAlign w:val="center"/>
           </w:tcPr>
           <w:p>
             <w:pPr>
@@ -6549,8 +6549,8 @@
         <w:tc>
           <w:tcPr>
             <w:tcW w:type="dxa" w:w="4309"/>
-            <w:vAlign w:val="center"/>
             <w:shd w:val="clear" w:color="auto" w:fill="F2F5FA"/>
+            <w:vAlign w:val="center"/>
           </w:tcPr>
           <w:p>
             <w:pPr>
@@ -6569,8 +6569,8 @@
         <w:tc>
           <w:tcPr>
             <w:tcW w:type="dxa" w:w="794"/>
-            <w:vAlign w:val="center"/>
             <w:shd w:val="clear" w:color="auto" w:fill="F2F5FA"/>
+            <w:vAlign w:val="center"/>
           </w:tcPr>
           <w:p>
             <w:pPr>
@@ -6590,8 +6590,8 @@
         <w:tc>
           <w:tcPr>
             <w:tcW w:type="dxa" w:w="794"/>
-            <w:vAlign w:val="center"/>
             <w:shd w:val="clear" w:color="auto" w:fill="F2F5FA"/>
+            <w:vAlign w:val="center"/>
           </w:tcPr>
           <w:p>
             <w:pPr>
@@ -6611,8 +6611,8 @@
         <w:tc>
           <w:tcPr>
             <w:tcW w:type="dxa" w:w="1247"/>
-            <w:vAlign w:val="center"/>
             <w:shd w:val="clear" w:color="auto" w:fill="F2F5FA"/>
+            <w:vAlign w:val="center"/>
           </w:tcPr>
           <w:p>
             <w:pPr>
@@ -6761,8 +6761,8 @@
         <w:tc>
           <w:tcPr>
             <w:tcW w:type="dxa" w:w="794"/>
-            <w:vAlign w:val="center"/>
             <w:shd w:val="clear" w:color="auto" w:fill="F2F5FA"/>
+            <w:vAlign w:val="center"/>
           </w:tcPr>
           <w:p>
             <w:pPr>
@@ -6782,8 +6782,8 @@
         <w:tc>
           <w:tcPr>
             <w:tcW w:type="dxa" w:w="1020"/>
-            <w:vAlign w:val="center"/>
             <w:shd w:val="clear" w:color="auto" w:fill="F2F5FA"/>
+            <w:vAlign w:val="center"/>
           </w:tcPr>
           <w:p>
             <w:pPr>
@@ -6803,8 +6803,8 @@
         <w:tc>
           <w:tcPr>
             <w:tcW w:type="dxa" w:w="4309"/>
-            <w:vAlign w:val="center"/>
             <w:shd w:val="clear" w:color="auto" w:fill="F2F5FA"/>
+            <w:vAlign w:val="center"/>
           </w:tcPr>
           <w:p>
             <w:pPr>
@@ -6823,8 +6823,8 @@
         <w:tc>
           <w:tcPr>
             <w:tcW w:type="dxa" w:w="794"/>
-            <w:vAlign w:val="center"/>
             <w:shd w:val="clear" w:color="auto" w:fill="F2F5FA"/>
+            <w:vAlign w:val="center"/>
           </w:tcPr>
           <w:p>
             <w:pPr>
@@ -6844,8 +6844,8 @@
         <w:tc>
           <w:tcPr>
             <w:tcW w:type="dxa" w:w="794"/>
-            <w:vAlign w:val="center"/>
             <w:shd w:val="clear" w:color="auto" w:fill="F2F5FA"/>
+            <w:vAlign w:val="center"/>
           </w:tcPr>
           <w:p>
             <w:pPr>
@@ -6865,8 +6865,8 @@
         <w:tc>
           <w:tcPr>
             <w:tcW w:type="dxa" w:w="1247"/>
-            <w:vAlign w:val="center"/>
             <w:shd w:val="clear" w:color="auto" w:fill="F2F5FA"/>
+            <w:vAlign w:val="center"/>
           </w:tcPr>
           <w:p>
             <w:pPr>
@@ -6992,13 +6992,13 @@
         <w:tblStyle w:val="TableGrid"/>
         <w:tblW w:type="auto" w:w="0"/>
         <w:tblLayout w:type="fixed"/>
-        <w:tblLook w:firstColumn="1" w:firstRow="1" w:lastColumn="0" w:lastRow="0" w:noHBand="0" w:noVBand="1" w:val="04A0"/>
         <w:tblCellMar>
           <w:top w:w="34" w:type="dxa"/>
           <w:left w:w="68" w:type="dxa"/>
           <w:bottom w:w="34" w:type="dxa"/>
           <w:right w:w="68" w:type="dxa"/>
         </w:tblCellMar>
+        <w:tblLook w:firstColumn="1" w:firstRow="1" w:lastColumn="0" w:lastRow="0" w:noHBand="0" w:noVBand="1" w:val="04A0"/>
       </w:tblPr>
       <w:tblGrid>
         <w:gridCol w:w="3251"/>
@@ -7012,8 +7012,8 @@
         <w:tc>
           <w:tcPr>
             <w:tcW w:type="dxa" w:w="2041"/>
-            <w:vAlign w:val="center"/>
             <w:shd w:val="clear" w:color="auto" w:fill="1F3864"/>
+            <w:vAlign w:val="center"/>
           </w:tcPr>
           <w:p>
             <w:pPr>
@@ -7034,8 +7034,8 @@
         <w:tc>
           <w:tcPr>
             <w:tcW w:type="dxa" w:w="1701"/>
-            <w:vAlign w:val="center"/>
             <w:shd w:val="clear" w:color="auto" w:fill="1F3864"/>
+            <w:vAlign w:val="center"/>
           </w:tcPr>
           <w:p>
             <w:pPr>
@@ -7056,8 +7056,8 @@
         <w:tc>
           <w:tcPr>
             <w:tcW w:type="dxa" w:w="6009"/>
-            <w:vAlign w:val="center"/>
             <w:shd w:val="clear" w:color="auto" w:fill="1F3864"/>
+            <w:vAlign w:val="center"/>
           </w:tcPr>
           <w:p>
             <w:pPr>
@@ -7145,8 +7145,8 @@
         <w:tc>
           <w:tcPr>
             <w:tcW w:type="dxa" w:w="2041"/>
-            <w:vAlign w:val="center"/>
             <w:shd w:val="clear" w:color="auto" w:fill="F2F5FA"/>
+            <w:vAlign w:val="center"/>
           </w:tcPr>
           <w:p>
             <w:pPr>
@@ -7165,8 +7165,8 @@
         <w:tc>
           <w:tcPr>
             <w:tcW w:type="dxa" w:w="1701"/>
-            <w:vAlign w:val="center"/>
             <w:shd w:val="clear" w:color="auto" w:fill="F2F5FA"/>
+            <w:vAlign w:val="center"/>
           </w:tcPr>
           <w:p>
             <w:pPr>
@@ -7185,8 +7185,8 @@
         <w:tc>
           <w:tcPr>
             <w:tcW w:type="dxa" w:w="6009"/>
-            <w:vAlign w:val="center"/>
             <w:shd w:val="clear" w:color="auto" w:fill="F2F5FA"/>
+            <w:vAlign w:val="center"/>
           </w:tcPr>
           <w:p>
             <w:pPr>
@@ -7309,13 +7309,13 @@
         <w:tblStyle w:val="TableGrid"/>
         <w:tblW w:type="auto" w:w="0"/>
         <w:tblLayout w:type="fixed"/>
-        <w:tblLook w:firstColumn="1" w:firstRow="1" w:lastColumn="0" w:lastRow="0" w:noHBand="0" w:noVBand="1" w:val="04A0"/>
         <w:tblCellMar>
           <w:top w:w="34" w:type="dxa"/>
           <w:left w:w="68" w:type="dxa"/>
           <w:bottom w:w="34" w:type="dxa"/>
           <w:right w:w="68" w:type="dxa"/>
         </w:tblCellMar>
+        <w:tblLook w:firstColumn="1" w:firstRow="1" w:lastColumn="0" w:lastRow="0" w:noHBand="0" w:noVBand="1" w:val="04A0"/>
       </w:tblPr>
       <w:tblGrid>
         <w:gridCol w:w="1950"/>
@@ -7331,8 +7331,8 @@
         <w:tc>
           <w:tcPr>
             <w:tcW w:type="dxa" w:w="3061"/>
-            <w:vAlign w:val="center"/>
             <w:shd w:val="clear" w:color="auto" w:fill="1F3864"/>
+            <w:vAlign w:val="center"/>
           </w:tcPr>
           <w:p>
             <w:pPr>
@@ -7353,8 +7353,8 @@
         <w:tc>
           <w:tcPr>
             <w:tcW w:type="dxa" w:w="907"/>
-            <w:vAlign w:val="center"/>
             <w:shd w:val="clear" w:color="auto" w:fill="1F3864"/>
+            <w:vAlign w:val="center"/>
           </w:tcPr>
           <w:p>
             <w:pPr>
@@ -7375,8 +7375,8 @@
         <w:tc>
           <w:tcPr>
             <w:tcW w:type="dxa" w:w="1814"/>
-            <w:vAlign w:val="center"/>
             <w:shd w:val="clear" w:color="auto" w:fill="1F3864"/>
+            <w:vAlign w:val="center"/>
           </w:tcPr>
           <w:p>
             <w:pPr>
@@ -7397,8 +7397,8 @@
         <w:tc>
           <w:tcPr>
             <w:tcW w:type="dxa" w:w="1814"/>
-            <w:vAlign w:val="center"/>
             <w:shd w:val="clear" w:color="auto" w:fill="1F3864"/>
+            <w:vAlign w:val="center"/>
           </w:tcPr>
           <w:p>
             <w:pPr>
@@ -7419,8 +7419,8 @@
         <w:tc>
           <w:tcPr>
             <w:tcW w:type="dxa" w:w="1814"/>
-            <w:vAlign w:val="center"/>
             <w:shd w:val="clear" w:color="auto" w:fill="1F3864"/>
+            <w:vAlign w:val="center"/>
           </w:tcPr>
           <w:p>
             <w:pPr>
@@ -7550,8 +7550,8 @@
         <w:tc>
           <w:tcPr>
             <w:tcW w:type="dxa" w:w="3061"/>
-            <w:vAlign w:val="center"/>
             <w:shd w:val="clear" w:color="auto" w:fill="F2F5FA"/>
+            <w:vAlign w:val="center"/>
           </w:tcPr>
           <w:p>
             <w:pPr>
@@ -7570,8 +7570,8 @@
         <w:tc>
           <w:tcPr>
             <w:tcW w:type="dxa" w:w="907"/>
-            <w:vAlign w:val="center"/>
             <w:shd w:val="clear" w:color="auto" w:fill="F2F5FA"/>
+            <w:vAlign w:val="center"/>
           </w:tcPr>
           <w:p>
             <w:pPr>
@@ -7591,8 +7591,8 @@
         <w:tc>
           <w:tcPr>
             <w:tcW w:type="dxa" w:w="1814"/>
-            <w:vAlign w:val="center"/>
             <w:shd w:val="clear" w:color="auto" w:fill="F2F5FA"/>
+            <w:vAlign w:val="center"/>
           </w:tcPr>
           <w:p>
             <w:pPr>
@@ -7612,8 +7612,8 @@
         <w:tc>
           <w:tcPr>
             <w:tcW w:type="dxa" w:w="1814"/>
-            <w:vAlign w:val="center"/>
             <w:shd w:val="clear" w:color="auto" w:fill="F2F5FA"/>
+            <w:vAlign w:val="center"/>
           </w:tcPr>
           <w:p>
             <w:pPr>
@@ -7633,8 +7633,8 @@
         <w:tc>
           <w:tcPr>
             <w:tcW w:type="dxa" w:w="1814"/>
-            <w:vAlign w:val="center"/>
             <w:shd w:val="clear" w:color="auto" w:fill="F2F5FA"/>
+            <w:vAlign w:val="center"/>
           </w:tcPr>
           <w:p>
             <w:pPr>
@@ -7763,8 +7763,8 @@
         <w:tc>
           <w:tcPr>
             <w:tcW w:type="dxa" w:w="3061"/>
-            <w:vAlign w:val="center"/>
             <w:shd w:val="clear" w:color="auto" w:fill="F2F5FA"/>
+            <w:vAlign w:val="center"/>
           </w:tcPr>
           <w:p>
             <w:pPr>
@@ -7783,8 +7783,8 @@
         <w:tc>
           <w:tcPr>
             <w:tcW w:type="dxa" w:w="907"/>
-            <w:vAlign w:val="center"/>
             <w:shd w:val="clear" w:color="auto" w:fill="F2F5FA"/>
+            <w:vAlign w:val="center"/>
           </w:tcPr>
           <w:p>
             <w:pPr>
@@ -7804,8 +7804,8 @@
         <w:tc>
           <w:tcPr>
             <w:tcW w:type="dxa" w:w="1814"/>
-            <w:vAlign w:val="center"/>
             <w:shd w:val="clear" w:color="auto" w:fill="F2F5FA"/>
+            <w:vAlign w:val="center"/>
           </w:tcPr>
           <w:p>
             <w:pPr>
@@ -7825,8 +7825,8 @@
         <w:tc>
           <w:tcPr>
             <w:tcW w:type="dxa" w:w="1814"/>
-            <w:vAlign w:val="center"/>
             <w:shd w:val="clear" w:color="auto" w:fill="F2F5FA"/>
+            <w:vAlign w:val="center"/>
           </w:tcPr>
           <w:p>
             <w:pPr>
@@ -7846,8 +7846,8 @@
         <w:tc>
           <w:tcPr>
             <w:tcW w:type="dxa" w:w="1814"/>
-            <w:vAlign w:val="center"/>
             <w:shd w:val="clear" w:color="auto" w:fill="F2F5FA"/>
+            <w:vAlign w:val="center"/>
           </w:tcPr>
           <w:p>
             <w:pPr>
@@ -7911,13 +7911,13 @@
         <w:tblStyle w:val="TableGrid"/>
         <w:tblW w:type="auto" w:w="0"/>
         <w:tblLayout w:type="fixed"/>
-        <w:tblLook w:firstColumn="1" w:firstRow="1" w:lastColumn="0" w:lastRow="0" w:noHBand="0" w:noVBand="1" w:val="04A0"/>
         <w:tblCellMar>
           <w:top w:w="34" w:type="dxa"/>
           <w:left w:w="68" w:type="dxa"/>
           <w:bottom w:w="34" w:type="dxa"/>
           <w:right w:w="68" w:type="dxa"/>
         </w:tblCellMar>
+        <w:tblLook w:firstColumn="1" w:firstRow="1" w:lastColumn="0" w:lastRow="0" w:noHBand="0" w:noVBand="1" w:val="04A0"/>
       </w:tblPr>
       <w:tblGrid>
         <w:gridCol w:w="1393"/>
@@ -7935,8 +7935,8 @@
         <w:tc>
           <w:tcPr>
             <w:tcW w:type="dxa" w:w="2835"/>
-            <w:vAlign w:val="center"/>
             <w:shd w:val="clear" w:color="auto" w:fill="1F3864"/>
+            <w:vAlign w:val="center"/>
           </w:tcPr>
           <w:p>
             <w:pPr>
@@ -7957,8 +7957,8 @@
         <w:tc>
           <w:tcPr>
             <w:tcW w:type="dxa" w:w="794"/>
-            <w:vAlign w:val="center"/>
             <w:shd w:val="clear" w:color="auto" w:fill="1F3864"/>
+            <w:vAlign w:val="center"/>
           </w:tcPr>
           <w:p>
             <w:pPr>
@@ -7979,8 +7979,8 @@
         <w:tc>
           <w:tcPr>
             <w:tcW w:type="dxa" w:w="794"/>
-            <w:vAlign w:val="center"/>
             <w:shd w:val="clear" w:color="auto" w:fill="1F3864"/>
+            <w:vAlign w:val="center"/>
           </w:tcPr>
           <w:p>
             <w:pPr>
@@ -8001,8 +8001,8 @@
         <w:tc>
           <w:tcPr>
             <w:tcW w:type="dxa" w:w="1247"/>
-            <w:vAlign w:val="center"/>
             <w:shd w:val="clear" w:color="auto" w:fill="1F3864"/>
+            <w:vAlign w:val="center"/>
           </w:tcPr>
           <w:p>
             <w:pPr>
@@ -8023,8 +8023,8 @@
         <w:tc>
           <w:tcPr>
             <w:tcW w:type="dxa" w:w="907"/>
-            <w:vAlign w:val="center"/>
             <w:shd w:val="clear" w:color="auto" w:fill="1F3864"/>
+            <w:vAlign w:val="center"/>
           </w:tcPr>
           <w:p>
             <w:pPr>
@@ -8045,8 +8045,8 @@
         <w:tc>
           <w:tcPr>
             <w:tcW w:type="dxa" w:w="907"/>
-            <w:vAlign w:val="center"/>
             <w:shd w:val="clear" w:color="auto" w:fill="1F3864"/>
+            <w:vAlign w:val="center"/>
           </w:tcPr>
           <w:p>
             <w:pPr>
@@ -8067,8 +8067,8 @@
         <w:tc>
           <w:tcPr>
             <w:tcW w:type="dxa" w:w="907"/>
-            <w:vAlign w:val="center"/>
             <w:shd w:val="clear" w:color="auto" w:fill="1F3864"/>
+            <w:vAlign w:val="center"/>
           </w:tcPr>
           <w:p>
             <w:pPr>
@@ -8238,8 +8238,8 @@
         <w:tc>
           <w:tcPr>
             <w:tcW w:type="dxa" w:w="2835"/>
-            <w:vAlign w:val="center"/>
             <w:shd w:val="clear" w:color="auto" w:fill="F2F5FA"/>
+            <w:vAlign w:val="center"/>
           </w:tcPr>
           <w:p>
             <w:pPr>
@@ -8258,8 +8258,8 @@
         <w:tc>
           <w:tcPr>
             <w:tcW w:type="dxa" w:w="794"/>
-            <w:vAlign w:val="center"/>
             <w:shd w:val="clear" w:color="auto" w:fill="F2F5FA"/>
+            <w:vAlign w:val="center"/>
           </w:tcPr>
           <w:p>
             <w:pPr>
@@ -8279,8 +8279,8 @@
         <w:tc>
           <w:tcPr>
             <w:tcW w:type="dxa" w:w="794"/>
-            <w:vAlign w:val="center"/>
             <w:shd w:val="clear" w:color="auto" w:fill="F2F5FA"/>
+            <w:vAlign w:val="center"/>
           </w:tcPr>
           <w:p>
             <w:pPr>
@@ -8300,8 +8300,8 @@
         <w:tc>
           <w:tcPr>
             <w:tcW w:type="dxa" w:w="1247"/>
-            <w:vAlign w:val="center"/>
             <w:shd w:val="clear" w:color="auto" w:fill="F2F5FA"/>
+            <w:vAlign w:val="center"/>
           </w:tcPr>
           <w:p>
             <w:pPr>
@@ -8321,8 +8321,8 @@
         <w:tc>
           <w:tcPr>
             <w:tcW w:type="dxa" w:w="907"/>
-            <w:vAlign w:val="center"/>
             <w:shd w:val="clear" w:color="auto" w:fill="F2F5FA"/>
+            <w:vAlign w:val="center"/>
           </w:tcPr>
           <w:p>
             <w:pPr>
@@ -8342,8 +8342,8 @@
         <w:tc>
           <w:tcPr>
             <w:tcW w:type="dxa" w:w="907"/>
-            <w:vAlign w:val="center"/>
             <w:shd w:val="clear" w:color="auto" w:fill="F2F5FA"/>
+            <w:vAlign w:val="center"/>
           </w:tcPr>
           <w:p>
             <w:pPr>
@@ -8363,8 +8363,8 @@
         <w:tc>
           <w:tcPr>
             <w:tcW w:type="dxa" w:w="907"/>
-            <w:vAlign w:val="center"/>
             <w:shd w:val="clear" w:color="auto" w:fill="F2F5FA"/>
+            <w:vAlign w:val="center"/>
           </w:tcPr>
           <w:p>
             <w:pPr>
@@ -8533,8 +8533,8 @@
         <w:tc>
           <w:tcPr>
             <w:tcW w:type="dxa" w:w="2835"/>
-            <w:vAlign w:val="center"/>
             <w:shd w:val="clear" w:color="auto" w:fill="F2F5FA"/>
+            <w:vAlign w:val="center"/>
           </w:tcPr>
           <w:p>
             <w:pPr>
@@ -8553,8 +8553,8 @@
         <w:tc>
           <w:tcPr>
             <w:tcW w:type="dxa" w:w="794"/>
-            <w:vAlign w:val="center"/>
             <w:shd w:val="clear" w:color="auto" w:fill="F2F5FA"/>
+            <w:vAlign w:val="center"/>
           </w:tcPr>
           <w:p>
             <w:pPr>
@@ -8574,8 +8574,8 @@
         <w:tc>
           <w:tcPr>
             <w:tcW w:type="dxa" w:w="794"/>
-            <w:vAlign w:val="center"/>
             <w:shd w:val="clear" w:color="auto" w:fill="F2F5FA"/>
+            <w:vAlign w:val="center"/>
           </w:tcPr>
           <w:p>
             <w:pPr>
@@ -8595,8 +8595,8 @@
         <w:tc>
           <w:tcPr>
             <w:tcW w:type="dxa" w:w="1247"/>
-            <w:vAlign w:val="center"/>
             <w:shd w:val="clear" w:color="auto" w:fill="F2F5FA"/>
+            <w:vAlign w:val="center"/>
           </w:tcPr>
           <w:p>
             <w:pPr>
@@ -8616,8 +8616,8 @@
         <w:tc>
           <w:tcPr>
             <w:tcW w:type="dxa" w:w="907"/>
-            <w:vAlign w:val="center"/>
             <w:shd w:val="clear" w:color="auto" w:fill="F2F5FA"/>
+            <w:vAlign w:val="center"/>
           </w:tcPr>
           <w:p>
             <w:pPr>
@@ -8637,8 +8637,8 @@
         <w:tc>
           <w:tcPr>
             <w:tcW w:type="dxa" w:w="907"/>
-            <w:vAlign w:val="center"/>
             <w:shd w:val="clear" w:color="auto" w:fill="F2F5FA"/>
+            <w:vAlign w:val="center"/>
           </w:tcPr>
           <w:p>
             <w:pPr>
@@ -8658,8 +8658,8 @@
         <w:tc>
           <w:tcPr>
             <w:tcW w:type="dxa" w:w="907"/>
-            <w:vAlign w:val="center"/>
             <w:shd w:val="clear" w:color="auto" w:fill="F2F5FA"/>
+            <w:vAlign w:val="center"/>
           </w:tcPr>
           <w:p>
             <w:pPr>
@@ -8828,8 +8828,8 @@
         <w:tc>
           <w:tcPr>
             <w:tcW w:type="dxa" w:w="2835"/>
-            <w:vAlign w:val="center"/>
             <w:shd w:val="clear" w:color="auto" w:fill="F2F5FA"/>
+            <w:vAlign w:val="center"/>
           </w:tcPr>
           <w:p>
             <w:pPr>
@@ -8848,8 +8848,8 @@
         <w:tc>
           <w:tcPr>
             <w:tcW w:type="dxa" w:w="794"/>
-            <w:vAlign w:val="center"/>
             <w:shd w:val="clear" w:color="auto" w:fill="F2F5FA"/>
+            <w:vAlign w:val="center"/>
           </w:tcPr>
           <w:p>
             <w:pPr>
@@ -8869,8 +8869,8 @@
         <w:tc>
           <w:tcPr>
             <w:tcW w:type="dxa" w:w="794"/>
-            <w:vAlign w:val="center"/>
             <w:shd w:val="clear" w:color="auto" w:fill="F2F5FA"/>
+            <w:vAlign w:val="center"/>
           </w:tcPr>
           <w:p>
             <w:pPr>
@@ -8890,8 +8890,8 @@
         <w:tc>
           <w:tcPr>
             <w:tcW w:type="dxa" w:w="1247"/>
-            <w:vAlign w:val="center"/>
             <w:shd w:val="clear" w:color="auto" w:fill="F2F5FA"/>
+            <w:vAlign w:val="center"/>
           </w:tcPr>
           <w:p>
             <w:pPr>
@@ -8911,8 +8911,8 @@
         <w:tc>
           <w:tcPr>
             <w:tcW w:type="dxa" w:w="907"/>
-            <w:vAlign w:val="center"/>
             <w:shd w:val="clear" w:color="auto" w:fill="F2F5FA"/>
+            <w:vAlign w:val="center"/>
           </w:tcPr>
           <w:p>
             <w:pPr>
@@ -8932,8 +8932,8 @@
         <w:tc>
           <w:tcPr>
             <w:tcW w:type="dxa" w:w="907"/>
-            <w:vAlign w:val="center"/>
             <w:shd w:val="clear" w:color="auto" w:fill="F2F5FA"/>
+            <w:vAlign w:val="center"/>
           </w:tcPr>
           <w:p>
             <w:pPr>
@@ -8953,8 +8953,8 @@
         <w:tc>
           <w:tcPr>
             <w:tcW w:type="dxa" w:w="907"/>
-            <w:vAlign w:val="center"/>
             <w:shd w:val="clear" w:color="auto" w:fill="F2F5FA"/>
+            <w:vAlign w:val="center"/>
           </w:tcPr>
           <w:p>
             <w:pPr>
@@ -9123,8 +9123,8 @@
         <w:tc>
           <w:tcPr>
             <w:tcW w:type="dxa" w:w="2835"/>
-            <w:vAlign w:val="center"/>
             <w:shd w:val="clear" w:color="auto" w:fill="F2F5FA"/>
+            <w:vAlign w:val="center"/>
           </w:tcPr>
           <w:p>
             <w:pPr>
@@ -9143,8 +9143,8 @@
         <w:tc>
           <w:tcPr>
             <w:tcW w:type="dxa" w:w="794"/>
-            <w:vAlign w:val="center"/>
             <w:shd w:val="clear" w:color="auto" w:fill="F2F5FA"/>
+            <w:vAlign w:val="center"/>
           </w:tcPr>
           <w:p>
             <w:pPr>
@@ -9164,8 +9164,8 @@
         <w:tc>
           <w:tcPr>
             <w:tcW w:type="dxa" w:w="794"/>
-            <w:vAlign w:val="center"/>
             <w:shd w:val="clear" w:color="auto" w:fill="F2F5FA"/>
+            <w:vAlign w:val="center"/>
           </w:tcPr>
           <w:p>
             <w:pPr>
@@ -9185,8 +9185,8 @@
         <w:tc>
           <w:tcPr>
             <w:tcW w:type="dxa" w:w="1247"/>
-            <w:vAlign w:val="center"/>
             <w:shd w:val="clear" w:color="auto" w:fill="F2F5FA"/>
+            <w:vAlign w:val="center"/>
           </w:tcPr>
           <w:p>
             <w:pPr>
@@ -9206,8 +9206,8 @@
         <w:tc>
           <w:tcPr>
             <w:tcW w:type="dxa" w:w="907"/>
-            <w:vAlign w:val="center"/>
             <w:shd w:val="clear" w:color="auto" w:fill="F2F5FA"/>
+            <w:vAlign w:val="center"/>
           </w:tcPr>
           <w:p>
             <w:pPr>
@@ -9227,8 +9227,8 @@
         <w:tc>
           <w:tcPr>
             <w:tcW w:type="dxa" w:w="907"/>
-            <w:vAlign w:val="center"/>
             <w:shd w:val="clear" w:color="auto" w:fill="F2F5FA"/>
+            <w:vAlign w:val="center"/>
           </w:tcPr>
           <w:p>
             <w:pPr>
@@ -9248,8 +9248,8 @@
         <w:tc>
           <w:tcPr>
             <w:tcW w:type="dxa" w:w="907"/>
-            <w:vAlign w:val="center"/>
             <w:shd w:val="clear" w:color="auto" w:fill="F2F5FA"/>
+            <w:vAlign w:val="center"/>
           </w:tcPr>
           <w:p>
             <w:pPr>
@@ -9418,8 +9418,8 @@
         <w:tc>
           <w:tcPr>
             <w:tcW w:type="dxa" w:w="2835"/>
-            <w:vAlign w:val="center"/>
             <w:shd w:val="clear" w:color="auto" w:fill="F2F5FA"/>
+            <w:vAlign w:val="center"/>
           </w:tcPr>
           <w:p>
             <w:pPr>
@@ -9438,8 +9438,8 @@
         <w:tc>
           <w:tcPr>
             <w:tcW w:type="dxa" w:w="794"/>
-            <w:vAlign w:val="center"/>
             <w:shd w:val="clear" w:color="auto" w:fill="F2F5FA"/>
+            <w:vAlign w:val="center"/>
           </w:tcPr>
           <w:p>
             <w:pPr>
@@ -9459,8 +9459,8 @@
         <w:tc>
           <w:tcPr>
             <w:tcW w:type="dxa" w:w="794"/>
-            <w:vAlign w:val="center"/>
             <w:shd w:val="clear" w:color="auto" w:fill="F2F5FA"/>
+            <w:vAlign w:val="center"/>
           </w:tcPr>
           <w:p>
             <w:pPr>
@@ -9480,8 +9480,8 @@
         <w:tc>
           <w:tcPr>
             <w:tcW w:type="dxa" w:w="1247"/>
-            <w:vAlign w:val="center"/>
             <w:shd w:val="clear" w:color="auto" w:fill="F2F5FA"/>
+            <w:vAlign w:val="center"/>
           </w:tcPr>
           <w:p>
             <w:pPr>
@@ -9501,8 +9501,8 @@
         <w:tc>
           <w:tcPr>
             <w:tcW w:type="dxa" w:w="907"/>
-            <w:vAlign w:val="center"/>
             <w:shd w:val="clear" w:color="auto" w:fill="F2F5FA"/>
+            <w:vAlign w:val="center"/>
           </w:tcPr>
           <w:p>
             <w:pPr>
@@ -9522,8 +9522,8 @@
         <w:tc>
           <w:tcPr>
             <w:tcW w:type="dxa" w:w="907"/>
-            <w:vAlign w:val="center"/>
             <w:shd w:val="clear" w:color="auto" w:fill="F2F5FA"/>
+            <w:vAlign w:val="center"/>
           </w:tcPr>
           <w:p>
             <w:pPr>
@@ -9543,8 +9543,8 @@
         <w:tc>
           <w:tcPr>
             <w:tcW w:type="dxa" w:w="907"/>
-            <w:vAlign w:val="center"/>
             <w:shd w:val="clear" w:color="auto" w:fill="F2F5FA"/>
+            <w:vAlign w:val="center"/>
           </w:tcPr>
           <w:p>
             <w:pPr>
@@ -9713,8 +9713,8 @@
         <w:tc>
           <w:tcPr>
             <w:tcW w:type="dxa" w:w="2835"/>
-            <w:vAlign w:val="center"/>
             <w:shd w:val="clear" w:color="auto" w:fill="F2F5FA"/>
+            <w:vAlign w:val="center"/>
           </w:tcPr>
           <w:p>
             <w:pPr>
@@ -9733,8 +9733,8 @@
         <w:tc>
           <w:tcPr>
             <w:tcW w:type="dxa" w:w="794"/>
-            <w:vAlign w:val="center"/>
             <w:shd w:val="clear" w:color="auto" w:fill="F2F5FA"/>
+            <w:vAlign w:val="center"/>
           </w:tcPr>
           <w:p>
             <w:pPr>
@@ -9754,8 +9754,8 @@
         <w:tc>
           <w:tcPr>
             <w:tcW w:type="dxa" w:w="794"/>
-            <w:vAlign w:val="center"/>
             <w:shd w:val="clear" w:color="auto" w:fill="F2F5FA"/>
+            <w:vAlign w:val="center"/>
           </w:tcPr>
           <w:p>
             <w:pPr>
@@ -9775,8 +9775,8 @@
         <w:tc>
           <w:tcPr>
             <w:tcW w:type="dxa" w:w="1247"/>
-            <w:vAlign w:val="center"/>
             <w:shd w:val="clear" w:color="auto" w:fill="F2F5FA"/>
+            <w:vAlign w:val="center"/>
           </w:tcPr>
           <w:p>
             <w:pPr>
@@ -9796,8 +9796,8 @@
         <w:tc>
           <w:tcPr>
             <w:tcW w:type="dxa" w:w="907"/>
-            <w:vAlign w:val="center"/>
             <w:shd w:val="clear" w:color="auto" w:fill="F2F5FA"/>
+            <w:vAlign w:val="center"/>
           </w:tcPr>
           <w:p>
             <w:pPr>
@@ -9817,8 +9817,8 @@
         <w:tc>
           <w:tcPr>
             <w:tcW w:type="dxa" w:w="907"/>
-            <w:vAlign w:val="center"/>
             <w:shd w:val="clear" w:color="auto" w:fill="F2F5FA"/>
+            <w:vAlign w:val="center"/>
           </w:tcPr>
           <w:p>
             <w:pPr>
@@ -9838,8 +9838,8 @@
         <w:tc>
           <w:tcPr>
             <w:tcW w:type="dxa" w:w="907"/>
-            <w:vAlign w:val="center"/>
             <w:shd w:val="clear" w:color="auto" w:fill="F2F5FA"/>
+            <w:vAlign w:val="center"/>
           </w:tcPr>
           <w:p>
             <w:pPr>
@@ -10008,8 +10008,8 @@
         <w:tc>
           <w:tcPr>
             <w:tcW w:type="dxa" w:w="2835"/>
-            <w:vAlign w:val="center"/>
             <w:shd w:val="clear" w:color="auto" w:fill="F2F5FA"/>
+            <w:vAlign w:val="center"/>
           </w:tcPr>
           <w:p>
             <w:pPr>
@@ -10028,8 +10028,8 @@
         <w:tc>
           <w:tcPr>
             <w:tcW w:type="dxa" w:w="794"/>
-            <w:vAlign w:val="center"/>
             <w:shd w:val="clear" w:color="auto" w:fill="F2F5FA"/>
+            <w:vAlign w:val="center"/>
           </w:tcPr>
           <w:p>
             <w:pPr>
@@ -10049,8 +10049,8 @@
         <w:tc>
           <w:tcPr>
             <w:tcW w:type="dxa" w:w="794"/>
-            <w:vAlign w:val="center"/>
             <w:shd w:val="clear" w:color="auto" w:fill="F2F5FA"/>
+            <w:vAlign w:val="center"/>
           </w:tcPr>
           <w:p>
             <w:pPr>
@@ -10070,8 +10070,8 @@
         <w:tc>
           <w:tcPr>
             <w:tcW w:type="dxa" w:w="1247"/>
-            <w:vAlign w:val="center"/>
             <w:shd w:val="clear" w:color="auto" w:fill="F2F5FA"/>
+            <w:vAlign w:val="center"/>
           </w:tcPr>
           <w:p>
             <w:pPr>
@@ -10091,8 +10091,8 @@
         <w:tc>
           <w:tcPr>
             <w:tcW w:type="dxa" w:w="907"/>
-            <w:vAlign w:val="center"/>
             <w:shd w:val="clear" w:color="auto" w:fill="F2F5FA"/>
+            <w:vAlign w:val="center"/>
           </w:tcPr>
           <w:p>
             <w:pPr>
@@ -10112,8 +10112,8 @@
         <w:tc>
           <w:tcPr>
             <w:tcW w:type="dxa" w:w="907"/>
-            <w:vAlign w:val="center"/>
             <w:shd w:val="clear" w:color="auto" w:fill="F2F5FA"/>
+            <w:vAlign w:val="center"/>
           </w:tcPr>
           <w:p>
             <w:pPr>
@@ -10133,8 +10133,8 @@
         <w:tc>
           <w:tcPr>
             <w:tcW w:type="dxa" w:w="907"/>
-            <w:vAlign w:val="center"/>
             <w:shd w:val="clear" w:color="auto" w:fill="F2F5FA"/>
+            <w:vAlign w:val="center"/>
           </w:tcPr>
           <w:p>
             <w:pPr>
@@ -10303,8 +10303,8 @@
         <w:tc>
           <w:tcPr>
             <w:tcW w:type="dxa" w:w="2835"/>
-            <w:vAlign w:val="center"/>
             <w:shd w:val="clear" w:color="auto" w:fill="F2F5FA"/>
+            <w:vAlign w:val="center"/>
           </w:tcPr>
           <w:p>
             <w:pPr>
@@ -10323,8 +10323,8 @@
         <w:tc>
           <w:tcPr>
             <w:tcW w:type="dxa" w:w="794"/>
-            <w:vAlign w:val="center"/>
             <w:shd w:val="clear" w:color="auto" w:fill="F2F5FA"/>
+            <w:vAlign w:val="center"/>
           </w:tcPr>
           <w:p>
             <w:pPr>
@@ -10344,8 +10344,8 @@
         <w:tc>
           <w:tcPr>
             <w:tcW w:type="dxa" w:w="794"/>
-            <w:vAlign w:val="center"/>
             <w:shd w:val="clear" w:color="auto" w:fill="F2F5FA"/>
+            <w:vAlign w:val="center"/>
           </w:tcPr>
           <w:p>
             <w:pPr>
@@ -10365,8 +10365,8 @@
         <w:tc>
           <w:tcPr>
             <w:tcW w:type="dxa" w:w="1247"/>
-            <w:vAlign w:val="center"/>
             <w:shd w:val="clear" w:color="auto" w:fill="F2F5FA"/>
+            <w:vAlign w:val="center"/>
           </w:tcPr>
           <w:p>
             <w:pPr>
@@ -10386,8 +10386,8 @@
         <w:tc>
           <w:tcPr>
             <w:tcW w:type="dxa" w:w="907"/>
-            <w:vAlign w:val="center"/>
             <w:shd w:val="clear" w:color="auto" w:fill="F2F5FA"/>
+            <w:vAlign w:val="center"/>
           </w:tcPr>
           <w:p>
             <w:pPr>
@@ -10407,8 +10407,8 @@
         <w:tc>
           <w:tcPr>
             <w:tcW w:type="dxa" w:w="907"/>
-            <w:vAlign w:val="center"/>
             <w:shd w:val="clear" w:color="auto" w:fill="F2F5FA"/>
+            <w:vAlign w:val="center"/>
           </w:tcPr>
           <w:p>
             <w:pPr>
@@ -10428,8 +10428,8 @@
         <w:tc>
           <w:tcPr>
             <w:tcW w:type="dxa" w:w="907"/>
-            <w:vAlign w:val="center"/>
             <w:shd w:val="clear" w:color="auto" w:fill="F2F5FA"/>
+            <w:vAlign w:val="center"/>
           </w:tcPr>
           <w:p>
             <w:pPr>
@@ -10598,8 +10598,8 @@
         <w:tc>
           <w:tcPr>
             <w:tcW w:type="dxa" w:w="2835"/>
-            <w:vAlign w:val="center"/>
             <w:shd w:val="clear" w:color="auto" w:fill="F2F5FA"/>
+            <w:vAlign w:val="center"/>
           </w:tcPr>
           <w:p>
             <w:pPr>
@@ -10618,8 +10618,8 @@
         <w:tc>
           <w:tcPr>
             <w:tcW w:type="dxa" w:w="794"/>
-            <w:vAlign w:val="center"/>
             <w:shd w:val="clear" w:color="auto" w:fill="F2F5FA"/>
+            <w:vAlign w:val="center"/>
           </w:tcPr>
           <w:p>
             <w:pPr>
@@ -10639,8 +10639,8 @@
         <w:tc>
           <w:tcPr>
             <w:tcW w:type="dxa" w:w="794"/>
-            <w:vAlign w:val="center"/>
             <w:shd w:val="clear" w:color="auto" w:fill="F2F5FA"/>
+            <w:vAlign w:val="center"/>
           </w:tcPr>
           <w:p>
             <w:pPr>
@@ -10660,8 +10660,8 @@
         <w:tc>
           <w:tcPr>
             <w:tcW w:type="dxa" w:w="1247"/>
-            <w:vAlign w:val="center"/>
             <w:shd w:val="clear" w:color="auto" w:fill="F2F5FA"/>
+            <w:vAlign w:val="center"/>
           </w:tcPr>
           <w:p>
             <w:pPr>
@@ -10681,8 +10681,8 @@
         <w:tc>
           <w:tcPr>
             <w:tcW w:type="dxa" w:w="907"/>
-            <w:vAlign w:val="center"/>
             <w:shd w:val="clear" w:color="auto" w:fill="F2F5FA"/>
+            <w:vAlign w:val="center"/>
           </w:tcPr>
           <w:p>
             <w:pPr>
@@ -10702,8 +10702,8 @@
         <w:tc>
           <w:tcPr>
             <w:tcW w:type="dxa" w:w="907"/>
-            <w:vAlign w:val="center"/>
             <w:shd w:val="clear" w:color="auto" w:fill="F2F5FA"/>
+            <w:vAlign w:val="center"/>
           </w:tcPr>
           <w:p>
             <w:pPr>
@@ -10723,8 +10723,8 @@
         <w:tc>
           <w:tcPr>
             <w:tcW w:type="dxa" w:w="907"/>
-            <w:vAlign w:val="center"/>
             <w:shd w:val="clear" w:color="auto" w:fill="F2F5FA"/>
+            <w:vAlign w:val="center"/>
           </w:tcPr>
           <w:p>
             <w:pPr>
@@ -10969,13 +10969,13 @@
         <w:tblStyle w:val="TableGrid"/>
         <w:tblW w:type="auto" w:w="0"/>
         <w:tblLayout w:type="fixed"/>
-        <w:tblLook w:firstColumn="1" w:firstRow="1" w:lastColumn="0" w:lastRow="0" w:noHBand="0" w:noVBand="1" w:val="04A0"/>
         <w:tblCellMar>
           <w:top w:w="34" w:type="dxa"/>
           <w:left w:w="68" w:type="dxa"/>
           <w:bottom w:w="34" w:type="dxa"/>
           <w:right w:w="68" w:type="dxa"/>
         </w:tblCellMar>
+        <w:tblLook w:firstColumn="1" w:firstRow="1" w:lastColumn="0" w:lastRow="0" w:noHBand="0" w:noVBand="1" w:val="04A0"/>
       </w:tblPr>
       <w:tblGrid>
         <w:gridCol w:w="4876"/>
@@ -10988,8 +10988,8 @@
         <w:tc>
           <w:tcPr>
             <w:tcW w:type="dxa" w:w="1928"/>
-            <w:vAlign w:val="center"/>
             <w:shd w:val="clear" w:color="auto" w:fill="1F3864"/>
+            <w:vAlign w:val="center"/>
           </w:tcPr>
           <w:p>
             <w:pPr>
@@ -11010,8 +11010,8 @@
         <w:tc>
           <w:tcPr>
             <w:tcW w:type="dxa" w:w="7824"/>
-            <w:vAlign w:val="center"/>
             <w:shd w:val="clear" w:color="auto" w:fill="1F3864"/>
+            <w:vAlign w:val="center"/>
           </w:tcPr>
           <w:p>
             <w:pPr>
@@ -11080,8 +11080,8 @@
         <w:tc>
           <w:tcPr>
             <w:tcW w:type="dxa" w:w="1928"/>
-            <w:vAlign w:val="center"/>
             <w:shd w:val="clear" w:color="auto" w:fill="F2F5FA"/>
+            <w:vAlign w:val="center"/>
           </w:tcPr>
           <w:p>
             <w:pPr>
@@ -11100,8 +11100,8 @@
         <w:tc>
           <w:tcPr>
             <w:tcW w:type="dxa" w:w="7824"/>
-            <w:vAlign w:val="center"/>
             <w:shd w:val="clear" w:color="auto" w:fill="F2F5FA"/>
+            <w:vAlign w:val="center"/>
           </w:tcPr>
           <w:p>
             <w:pPr>
@@ -11168,8 +11168,8 @@
         <w:tc>
           <w:tcPr>
             <w:tcW w:type="dxa" w:w="1928"/>
-            <w:vAlign w:val="center"/>
             <w:shd w:val="clear" w:color="auto" w:fill="F2F5FA"/>
+            <w:vAlign w:val="center"/>
           </w:tcPr>
           <w:p>
             <w:pPr>
@@ -11188,8 +11188,8 @@
         <w:tc>
           <w:tcPr>
             <w:tcW w:type="dxa" w:w="7824"/>
-            <w:vAlign w:val="center"/>
             <w:shd w:val="clear" w:color="auto" w:fill="F2F5FA"/>
+            <w:vAlign w:val="center"/>
           </w:tcPr>
           <w:p>
             <w:pPr>
@@ -11256,8 +11256,8 @@
         <w:tc>
           <w:tcPr>
             <w:tcW w:type="dxa" w:w="1928"/>
-            <w:vAlign w:val="center"/>
             <w:shd w:val="clear" w:color="auto" w:fill="F2F5FA"/>
+            <w:vAlign w:val="center"/>
           </w:tcPr>
           <w:p>
             <w:pPr>
@@ -11276,8 +11276,8 @@
         <w:tc>
           <w:tcPr>
             <w:tcW w:type="dxa" w:w="7824"/>
-            <w:vAlign w:val="center"/>
             <w:shd w:val="clear" w:color="auto" w:fill="F2F5FA"/>
+            <w:vAlign w:val="center"/>
           </w:tcPr>
           <w:p>
             <w:pPr>
@@ -11347,13 +11347,13 @@
         <w:tblStyle w:val="TableGrid"/>
         <w:tblW w:type="auto" w:w="0"/>
         <w:tblLayout w:type="fixed"/>
-        <w:tblLook w:firstColumn="1" w:firstRow="1" w:lastColumn="0" w:lastRow="0" w:noHBand="0" w:noVBand="1" w:val="04A0"/>
         <w:tblCellMar>
           <w:top w:w="34" w:type="dxa"/>
           <w:left w:w="68" w:type="dxa"/>
           <w:bottom w:w="34" w:type="dxa"/>
           <w:right w:w="68" w:type="dxa"/>
         </w:tblCellMar>
+        <w:tblLook w:firstColumn="1" w:firstRow="1" w:lastColumn="0" w:lastRow="0" w:noHBand="0" w:noVBand="1" w:val="04A0"/>
       </w:tblPr>
       <w:tblGrid>
         <w:gridCol w:w="3251"/>
@@ -11367,8 +11367,8 @@
         <w:tc>
           <w:tcPr>
             <w:tcW w:type="dxa" w:w="2268"/>
-            <w:vAlign w:val="center"/>
             <w:shd w:val="clear" w:color="auto" w:fill="1F3864"/>
+            <w:vAlign w:val="center"/>
           </w:tcPr>
           <w:p>
             <w:pPr>
@@ -11389,8 +11389,8 @@
         <w:tc>
           <w:tcPr>
             <w:tcW w:type="dxa" w:w="3628"/>
-            <w:vAlign w:val="center"/>
             <w:shd w:val="clear" w:color="auto" w:fill="1F3864"/>
+            <w:vAlign w:val="center"/>
           </w:tcPr>
           <w:p>
             <w:pPr>
@@ -11411,8 +11411,8 @@
         <w:tc>
           <w:tcPr>
             <w:tcW w:type="dxa" w:w="3855"/>
-            <w:vAlign w:val="center"/>
             <w:shd w:val="clear" w:color="auto" w:fill="1F3864"/>
+            <w:vAlign w:val="center"/>
           </w:tcPr>
           <w:p>
             <w:pPr>
@@ -11500,8 +11500,8 @@
         <w:tc>
           <w:tcPr>
             <w:tcW w:type="dxa" w:w="2268"/>
-            <w:vAlign w:val="center"/>
             <w:shd w:val="clear" w:color="auto" w:fill="F2F5FA"/>
+            <w:vAlign w:val="center"/>
           </w:tcPr>
           <w:p>
             <w:pPr>
@@ -11520,8 +11520,8 @@
         <w:tc>
           <w:tcPr>
             <w:tcW w:type="dxa" w:w="3628"/>
-            <w:vAlign w:val="center"/>
             <w:shd w:val="clear" w:color="auto" w:fill="F2F5FA"/>
+            <w:vAlign w:val="center"/>
           </w:tcPr>
           <w:p>
             <w:pPr>
@@ -11540,8 +11540,8 @@
         <w:tc>
           <w:tcPr>
             <w:tcW w:type="dxa" w:w="3855"/>
-            <w:vAlign w:val="center"/>
             <w:shd w:val="clear" w:color="auto" w:fill="F2F5FA"/>
+            <w:vAlign w:val="center"/>
           </w:tcPr>
           <w:p>
             <w:pPr>
@@ -11627,8 +11627,8 @@
         <w:tc>
           <w:tcPr>
             <w:tcW w:type="dxa" w:w="2268"/>
-            <w:vAlign w:val="center"/>
             <w:shd w:val="clear" w:color="auto" w:fill="F2F5FA"/>
+            <w:vAlign w:val="center"/>
           </w:tcPr>
           <w:p>
             <w:pPr>
@@ -11647,8 +11647,8 @@
         <w:tc>
           <w:tcPr>
             <w:tcW w:type="dxa" w:w="3628"/>
-            <w:vAlign w:val="center"/>
             <w:shd w:val="clear" w:color="auto" w:fill="F2F5FA"/>
+            <w:vAlign w:val="center"/>
           </w:tcPr>
           <w:p>
             <w:pPr>
@@ -11667,8 +11667,8 @@
         <w:tc>
           <w:tcPr>
             <w:tcW w:type="dxa" w:w="3855"/>
-            <w:vAlign w:val="center"/>
             <w:shd w:val="clear" w:color="auto" w:fill="F2F5FA"/>
+            <w:vAlign w:val="center"/>
           </w:tcPr>
           <w:p>
             <w:pPr>
@@ -11737,13 +11737,13 @@
         <w:tblStyle w:val="TableGrid"/>
         <w:tblW w:type="auto" w:w="0"/>
         <w:tblLayout w:type="fixed"/>
-        <w:tblLook w:firstColumn="1" w:firstRow="1" w:lastColumn="0" w:lastRow="0" w:noHBand="0" w:noVBand="1" w:val="04A0"/>
         <w:tblCellMar>
           <w:top w:w="34" w:type="dxa"/>
           <w:left w:w="68" w:type="dxa"/>
           <w:bottom w:w="34" w:type="dxa"/>
           <w:right w:w="68" w:type="dxa"/>
         </w:tblCellMar>
+        <w:tblLook w:firstColumn="1" w:firstRow="1" w:lastColumn="0" w:lastRow="0" w:noHBand="0" w:noVBand="1" w:val="04A0"/>
       </w:tblPr>
       <w:tblGrid>
         <w:gridCol w:w="2438"/>
@@ -11758,8 +11758,8 @@
         <w:tc>
           <w:tcPr>
             <w:tcW w:type="dxa" w:w="567"/>
-            <w:vAlign w:val="center"/>
             <w:shd w:val="clear" w:color="auto" w:fill="1F3864"/>
+            <w:vAlign w:val="center"/>
           </w:tcPr>
           <w:p>
             <w:pPr>
@@ -11780,8 +11780,8 @@
         <w:tc>
           <w:tcPr>
             <w:tcW w:type="dxa" w:w="2041"/>
-            <w:vAlign w:val="center"/>
             <w:shd w:val="clear" w:color="auto" w:fill="1F3864"/>
+            <w:vAlign w:val="center"/>
           </w:tcPr>
           <w:p>
             <w:pPr>
@@ -11802,8 +11802,8 @@
         <w:tc>
           <w:tcPr>
             <w:tcW w:type="dxa" w:w="3742"/>
-            <w:vAlign w:val="center"/>
             <w:shd w:val="clear" w:color="auto" w:fill="1F3864"/>
+            <w:vAlign w:val="center"/>
           </w:tcPr>
           <w:p>
             <w:pPr>
@@ -11824,8 +11824,8 @@
         <w:tc>
           <w:tcPr>
             <w:tcW w:type="dxa" w:w="3402"/>
-            <w:vAlign w:val="center"/>
             <w:shd w:val="clear" w:color="auto" w:fill="1F3864"/>
+            <w:vAlign w:val="center"/>
           </w:tcPr>
           <w:p>
             <w:pPr>
@@ -11933,8 +11933,8 @@
         <w:tc>
           <w:tcPr>
             <w:tcW w:type="dxa" w:w="567"/>
-            <w:vAlign w:val="center"/>
             <w:shd w:val="clear" w:color="auto" w:fill="F2F5FA"/>
+            <w:vAlign w:val="center"/>
           </w:tcPr>
           <w:p>
             <w:pPr>
@@ -11954,8 +11954,8 @@
         <w:tc>
           <w:tcPr>
             <w:tcW w:type="dxa" w:w="2041"/>
-            <w:vAlign w:val="center"/>
             <w:shd w:val="clear" w:color="auto" w:fill="F2F5FA"/>
+            <w:vAlign w:val="center"/>
           </w:tcPr>
           <w:p>
             <w:pPr>
@@ -11974,8 +11974,8 @@
         <w:tc>
           <w:tcPr>
             <w:tcW w:type="dxa" w:w="3742"/>
-            <w:vAlign w:val="center"/>
             <w:shd w:val="clear" w:color="auto" w:fill="F2F5FA"/>
+            <w:vAlign w:val="center"/>
           </w:tcPr>
           <w:p>
             <w:pPr>
@@ -11994,8 +11994,8 @@
         <w:tc>
           <w:tcPr>
             <w:tcW w:type="dxa" w:w="3402"/>
-            <w:vAlign w:val="center"/>
             <w:shd w:val="clear" w:color="auto" w:fill="F2F5FA"/>
+            <w:vAlign w:val="center"/>
           </w:tcPr>
           <w:p>
             <w:pPr>
@@ -12101,8 +12101,8 @@
         <w:tc>
           <w:tcPr>
             <w:tcW w:type="dxa" w:w="567"/>
-            <w:vAlign w:val="center"/>
             <w:shd w:val="clear" w:color="auto" w:fill="F2F5FA"/>
+            <w:vAlign w:val="center"/>
           </w:tcPr>
           <w:p>
             <w:pPr>
@@ -12122,8 +12122,8 @@
         <w:tc>
           <w:tcPr>
             <w:tcW w:type="dxa" w:w="2041"/>
-            <w:vAlign w:val="center"/>
             <w:shd w:val="clear" w:color="auto" w:fill="F2F5FA"/>
+            <w:vAlign w:val="center"/>
           </w:tcPr>
           <w:p>
             <w:pPr>
@@ -12142,8 +12142,8 @@
         <w:tc>
           <w:tcPr>
             <w:tcW w:type="dxa" w:w="3742"/>
-            <w:vAlign w:val="center"/>
             <w:shd w:val="clear" w:color="auto" w:fill="F2F5FA"/>
+            <w:vAlign w:val="center"/>
           </w:tcPr>
           <w:p>
             <w:pPr>
@@ -12162,8 +12162,8 @@
         <w:tc>
           <w:tcPr>
             <w:tcW w:type="dxa" w:w="3402"/>
-            <w:vAlign w:val="center"/>
             <w:shd w:val="clear" w:color="auto" w:fill="F2F5FA"/>
+            <w:vAlign w:val="center"/>
           </w:tcPr>
           <w:p>
             <w:pPr>
@@ -12269,8 +12269,8 @@
         <w:tc>
           <w:tcPr>
             <w:tcW w:type="dxa" w:w="567"/>
-            <w:vAlign w:val="center"/>
             <w:shd w:val="clear" w:color="auto" w:fill="F2F5FA"/>
+            <w:vAlign w:val="center"/>
           </w:tcPr>
           <w:p>
             <w:pPr>
@@ -12290,8 +12290,8 @@
         <w:tc>
           <w:tcPr>
             <w:tcW w:type="dxa" w:w="2041"/>
-            <w:vAlign w:val="center"/>
             <w:shd w:val="clear" w:color="auto" w:fill="F2F5FA"/>
+            <w:vAlign w:val="center"/>
           </w:tcPr>
           <w:p>
             <w:pPr>
@@ -12310,8 +12310,8 @@
         <w:tc>
           <w:tcPr>
             <w:tcW w:type="dxa" w:w="3742"/>
-            <w:vAlign w:val="center"/>
             <w:shd w:val="clear" w:color="auto" w:fill="F2F5FA"/>
+            <w:vAlign w:val="center"/>
           </w:tcPr>
           <w:p>
             <w:pPr>
@@ -12330,8 +12330,8 @@
         <w:tc>
           <w:tcPr>
             <w:tcW w:type="dxa" w:w="3402"/>
-            <w:vAlign w:val="center"/>
             <w:shd w:val="clear" w:color="auto" w:fill="F2F5FA"/>
+            <w:vAlign w:val="center"/>
           </w:tcPr>
           <w:p>
             <w:pPr>
